--- a/t06_s2.docx
+++ b/t06_s2.docx
@@ -3,2168 +3,1698 @@
 <w:document xmlns:wpc="http://schemas.microsoft.com/office/word/2010/wordprocessingCanvas" xmlns:mo="http://schemas.microsoft.com/office/mac/office/2008/main" xmlns:mc="http://schemas.openxmlformats.org/markup-compatibility/2006" xmlns:mv="urn:schemas-microsoft-com:mac:vml" xmlns:o="urn:schemas-microsoft-com:office:office" xmlns:r="http://schemas.openxmlformats.org/officeDocument/2006/relationships" xmlns:m="http://schemas.openxmlformats.org/officeDocument/2006/math" xmlns:v="urn:schemas-microsoft-com:vml" xmlns:wp14="http://schemas.microsoft.com/office/word/2010/wordprocessingDrawing" xmlns:wp="http://schemas.openxmlformats.org/drawingml/2006/wordprocessingDrawing" xmlns:w10="urn:schemas-microsoft-com:office:word" xmlns:w="http://schemas.openxmlformats.org/wordprocessingml/2006/main" xmlns:w14="http://schemas.microsoft.com/office/word/2010/wordml" xmlns:wpg="http://schemas.microsoft.com/office/word/2010/wordprocessingGroup" xmlns:wpi="http://schemas.microsoft.com/office/word/2010/wordprocessingInk" xmlns:wne="http://schemas.microsoft.com/office/word/2006/wordml" xmlns:wps="http://schemas.microsoft.com/office/word/2010/wordprocessingShape" mc:Ignorable="w14 wp14">
   <w:body>
     <w:p>
-      <w:pPr>
-        <w:spacing w:after="20" w:before="120"/>
-      </w:pPr>
-      <w:r>
-        <w:rPr>
-          <w:b/>
-          <w:sz w:val="22"/>
-        </w:rPr>
-        <w:t>Question: A mechanically ventilated client has a sudden drop in SpO2 with absent breath sounds on the left side and tracheal deviation to the right. What is the priority action?</w:t>
-      </w:r>
-    </w:p>
-    <w:p>
-      <w:pPr>
-        <w:spacing w:after="0" w:before="0"/>
-      </w:pPr>
-      <w:r>
-        <w:rPr>
-          <w:b w:val="0"/>
-          <w:sz w:val="22"/>
-        </w:rPr>
-        <w:t>(a) Increase the FiO2 on the ventilator</w:t>
-      </w:r>
-    </w:p>
-    <w:p>
-      <w:pPr>
-        <w:spacing w:after="0" w:before="0"/>
-      </w:pPr>
-      <w:r>
-        <w:rPr>
-          <w:b w:val="0"/>
-          <w:sz w:val="22"/>
-        </w:rPr>
-        <w:t>(b) Suction the endotracheal tube</w:t>
-      </w:r>
-    </w:p>
-    <w:p>
-      <w:pPr>
-        <w:spacing w:after="0" w:before="0"/>
-      </w:pPr>
-      <w:r>
-        <w:rPr>
-          <w:b w:val="0"/>
-          <w:sz w:val="22"/>
-        </w:rPr>
-        <w:t>(c) Prepare for immediate needle decompression of the left chest</w:t>
-      </w:r>
-    </w:p>
-    <w:p>
-      <w:pPr>
-        <w:spacing w:after="0" w:before="0"/>
-      </w:pPr>
-      <w:r>
-        <w:rPr>
-          <w:b w:val="0"/>
-          <w:sz w:val="22"/>
-        </w:rPr>
-        <w:t>(d) Reposition the client and reassess</w:t>
-      </w:r>
-    </w:p>
-    <w:p>
-      <w:pPr>
-        <w:spacing w:after="0" w:before="40"/>
-      </w:pPr>
-      <w:r>
-        <w:rPr>
-          <w:b/>
-          <w:sz w:val="22"/>
-        </w:rPr>
-        <w:t>Answer: c</w:t>
-      </w:r>
-    </w:p>
-    <w:p>
-      <w:pPr>
-        <w:spacing w:after="0" w:before="0"/>
-      </w:pPr>
-      <w:r>
-        <w:rPr>
-          <w:b w:val="0"/>
-          <w:sz w:val="21"/>
-        </w:rPr>
-        <w:t>Solution: Tracheal deviation away from the affected side with absent breath sounds indicates tension pneumothorax; immediate needle decompression is life-saving.</w:t>
-      </w:r>
-    </w:p>
-    <w:p>
-      <w:pPr>
-        <w:spacing w:after="0" w:before="0"/>
-      </w:pPr>
-      <w:r>
-        <w:rPr>
-          <w:b w:val="0"/>
-          <w:sz w:val="20"/>
-        </w:rPr>
-        <w:t>Positive Marks: 1</w:t>
-      </w:r>
-    </w:p>
-    <w:p>
-      <w:pPr>
-        <w:spacing w:after="160" w:before="0"/>
-      </w:pPr>
-      <w:r>
-        <w:rPr>
-          <w:b w:val="0"/>
-          <w:sz w:val="20"/>
-        </w:rPr>
-        <w:t>Negative Marks: 0.25</w:t>
-      </w:r>
-    </w:p>
-    <w:p>
-      <w:pPr>
-        <w:spacing w:after="20" w:before="120"/>
-      </w:pPr>
-      <w:r>
-        <w:rPr>
-          <w:b/>
-          <w:sz w:val="22"/>
-        </w:rPr>
-        <w:t>Question: Height measurement of 2 year old child is done by</w:t>
-      </w:r>
-    </w:p>
-    <w:p>
-      <w:pPr>
-        <w:spacing w:after="0" w:before="0"/>
-      </w:pPr>
-      <w:r>
-        <w:rPr>
-          <w:b w:val="0"/>
-          <w:sz w:val="22"/>
-        </w:rPr>
-        <w:t>(a) Stadiometer</w:t>
-      </w:r>
-    </w:p>
-    <w:p>
-      <w:pPr>
-        <w:spacing w:after="0" w:before="0"/>
-      </w:pPr>
-      <w:r>
-        <w:rPr>
-          <w:b w:val="0"/>
-          <w:sz w:val="22"/>
-        </w:rPr>
-        <w:t>(b) Infantometer</w:t>
-      </w:r>
-    </w:p>
-    <w:p>
-      <w:pPr>
-        <w:spacing w:after="0" w:before="0"/>
-      </w:pPr>
-      <w:r>
-        <w:rPr>
-          <w:b w:val="0"/>
-          <w:sz w:val="22"/>
-        </w:rPr>
-        <w:t>(c) Goniometer</w:t>
-      </w:r>
-    </w:p>
-    <w:p>
-      <w:pPr>
-        <w:spacing w:after="0" w:before="0"/>
-      </w:pPr>
-      <w:r>
-        <w:rPr>
-          <w:b w:val="0"/>
-          <w:sz w:val="22"/>
-        </w:rPr>
-        <w:t>(d) Refractometer</w:t>
-      </w:r>
-    </w:p>
-    <w:p>
-      <w:pPr>
-        <w:spacing w:after="0" w:before="40"/>
-      </w:pPr>
-      <w:r>
-        <w:rPr>
-          <w:b/>
-          <w:sz w:val="22"/>
-        </w:rPr>
-        <w:t>Answer: a</w:t>
-      </w:r>
-    </w:p>
-    <w:p>
-      <w:pPr>
-        <w:spacing w:after="0" w:before="0"/>
-      </w:pPr>
-      <w:r>
-        <w:rPr>
-          <w:b w:val="0"/>
-          <w:sz w:val="21"/>
-        </w:rPr>
-        <w:t>Solution: Height of a 2-year-old child is measured with a stadiometer (standing height).</w:t>
-      </w:r>
-    </w:p>
-    <w:p>
-      <w:pPr>
-        <w:spacing w:after="0" w:before="0"/>
-      </w:pPr>
-      <w:r>
-        <w:rPr>
-          <w:b w:val="0"/>
-          <w:sz w:val="20"/>
-        </w:rPr>
-        <w:t>Positive Marks: 1</w:t>
-      </w:r>
-    </w:p>
-    <w:p>
-      <w:pPr>
-        <w:spacing w:after="160" w:before="0"/>
-      </w:pPr>
-      <w:r>
-        <w:rPr>
-          <w:b w:val="0"/>
-          <w:sz w:val="20"/>
-        </w:rPr>
-        <w:t>Negative Marks: 0.25</w:t>
-      </w:r>
-    </w:p>
-    <w:p>
-      <w:pPr>
-        <w:spacing w:after="20" w:before="120"/>
-      </w:pPr>
-      <w:r>
-        <w:rPr>
-          <w:b/>
-          <w:sz w:val="22"/>
-        </w:rPr>
-        <w:t>Question: A pregnant lady presents with umbilical cord prolapse. What is the immediate priority nursing intervention?</w:t>
-      </w:r>
-    </w:p>
-    <w:p>
-      <w:pPr>
-        <w:spacing w:after="0" w:before="0"/>
-      </w:pPr>
-      <w:r>
-        <w:rPr>
-          <w:b w:val="0"/>
-          <w:sz w:val="22"/>
-        </w:rPr>
-        <w:t>(a) Give reverse Trendelenburg position</w:t>
-      </w:r>
-    </w:p>
-    <w:p>
-      <w:pPr>
-        <w:spacing w:after="0" w:before="0"/>
-      </w:pPr>
-      <w:r>
-        <w:rPr>
-          <w:b w:val="0"/>
-          <w:sz w:val="22"/>
-        </w:rPr>
-        <w:t>(b) Gently push the cord back into the uterus</w:t>
-      </w:r>
-    </w:p>
-    <w:p>
-      <w:pPr>
-        <w:spacing w:after="0" w:before="0"/>
-      </w:pPr>
-      <w:r>
-        <w:rPr>
-          <w:b w:val="0"/>
-          <w:sz w:val="22"/>
-        </w:rPr>
-        <w:t>(c) Inform healthcare provider and wait</w:t>
-      </w:r>
-    </w:p>
-    <w:p>
-      <w:pPr>
-        <w:spacing w:after="0" w:before="0"/>
-      </w:pPr>
-      <w:r>
-        <w:rPr>
-          <w:b w:val="0"/>
-          <w:sz w:val="22"/>
-        </w:rPr>
-        <w:t>(d) Place the patient in Trendelenburg or Knee-Chest position</w:t>
-      </w:r>
-    </w:p>
-    <w:p>
-      <w:pPr>
-        <w:spacing w:after="0" w:before="40"/>
-      </w:pPr>
-      <w:r>
-        <w:rPr>
-          <w:b/>
-          <w:sz w:val="22"/>
-        </w:rPr>
-        <w:t>Answer: d</w:t>
-      </w:r>
-    </w:p>
-    <w:p>
-      <w:pPr>
-        <w:spacing w:after="0" w:before="0"/>
-      </w:pPr>
-      <w:r>
-        <w:rPr>
-          <w:b w:val="0"/>
-          <w:sz w:val="21"/>
-        </w:rPr>
-        <w:t>Solution: Positioning the mother in Trendelenburg or Knee-Chest position uses gravity to relieve fetal presenting part pressure on the prolapsed umbilical cord, preventing fetal hypoxia.</w:t>
-      </w:r>
-    </w:p>
-    <w:p>
-      <w:pPr>
-        <w:spacing w:after="0" w:before="0"/>
-      </w:pPr>
-      <w:r>
-        <w:rPr>
-          <w:b w:val="0"/>
-          <w:sz w:val="20"/>
-        </w:rPr>
-        <w:t>Positive Marks: 1</w:t>
-      </w:r>
-    </w:p>
-    <w:p>
-      <w:pPr>
-        <w:spacing w:after="160" w:before="0"/>
-      </w:pPr>
-      <w:r>
-        <w:rPr>
-          <w:b w:val="0"/>
-          <w:sz w:val="20"/>
-        </w:rPr>
-        <w:t>Negative Marks: 0.25</w:t>
-      </w:r>
-    </w:p>
-    <w:p>
-      <w:pPr>
-        <w:spacing w:after="20" w:before="120"/>
-      </w:pPr>
-      <w:r>
-        <w:rPr>
-          <w:b/>
-          <w:sz w:val="22"/>
-        </w:rPr>
-        <w:t>Question: The nurse detects a prolapsed umbilical cord during vaginal examination in active labor. Which position should the nurse place the client in?</w:t>
-      </w:r>
-    </w:p>
-    <w:p>
-      <w:pPr>
-        <w:spacing w:after="0" w:before="0"/>
-      </w:pPr>
-      <w:r>
-        <w:rPr>
-          <w:b w:val="0"/>
-          <w:sz w:val="22"/>
-        </w:rPr>
-        <w:t>(a) Knee-chest (exaggerated Sims) position</w:t>
-      </w:r>
-    </w:p>
-    <w:p>
-      <w:pPr>
-        <w:spacing w:after="0" w:before="0"/>
-      </w:pPr>
-      <w:r>
-        <w:rPr>
-          <w:b w:val="0"/>
-          <w:sz w:val="22"/>
-        </w:rPr>
-        <w:t>(b) Left lateral position</w:t>
-      </w:r>
-    </w:p>
-    <w:p>
-      <w:pPr>
-        <w:spacing w:after="0" w:before="0"/>
-      </w:pPr>
-      <w:r>
-        <w:rPr>
-          <w:b w:val="0"/>
-          <w:sz w:val="22"/>
-        </w:rPr>
-        <w:t>(c) High Fowler's position</w:t>
-      </w:r>
-    </w:p>
-    <w:p>
-      <w:pPr>
-        <w:spacing w:after="0" w:before="0"/>
-      </w:pPr>
-      <w:r>
-        <w:rPr>
-          <w:b w:val="0"/>
-          <w:sz w:val="22"/>
-        </w:rPr>
-        <w:t>(d) Supine position</w:t>
-      </w:r>
-    </w:p>
-    <w:p>
-      <w:pPr>
-        <w:spacing w:after="0" w:before="40"/>
-      </w:pPr>
-      <w:r>
-        <w:rPr>
-          <w:b/>
-          <w:sz w:val="22"/>
-        </w:rPr>
-        <w:t>Answer: a</w:t>
-      </w:r>
-    </w:p>
-    <w:p>
-      <w:pPr>
-        <w:spacing w:after="0" w:before="0"/>
-      </w:pPr>
-      <w:r>
-        <w:rPr>
-          <w:b w:val="0"/>
-          <w:sz w:val="21"/>
-        </w:rPr>
-        <w:t>Solution: Knee-chest (or exaggerated Sims) position uses gravity to relieve cord compression; the presenting part is kept off the cord while preparations for delivery proceed.</w:t>
-      </w:r>
-    </w:p>
-    <w:p>
-      <w:pPr>
-        <w:spacing w:after="0" w:before="0"/>
-      </w:pPr>
-      <w:r>
-        <w:rPr>
-          <w:b w:val="0"/>
-          <w:sz w:val="20"/>
-        </w:rPr>
-        <w:t>Positive Marks: 1</w:t>
-      </w:r>
-    </w:p>
-    <w:p>
-      <w:pPr>
-        <w:spacing w:after="160" w:before="0"/>
-      </w:pPr>
-      <w:r>
-        <w:rPr>
-          <w:b w:val="0"/>
-          <w:sz w:val="20"/>
-        </w:rPr>
-        <w:t>Negative Marks: 0.25</w:t>
-      </w:r>
-    </w:p>
-    <w:p>
-      <w:pPr>
-        <w:spacing w:after="20" w:before="120"/>
-      </w:pPr>
-      <w:r>
-        <w:rPr>
-          <w:b/>
-          <w:sz w:val="22"/>
-        </w:rPr>
-        <w:t>Question: What instruction should the nurse give to a woman in the first stage of labor?</w:t>
-      </w:r>
-    </w:p>
-    <w:p>
-      <w:pPr>
-        <w:spacing w:after="0" w:before="0"/>
-      </w:pPr>
-      <w:r>
-        <w:rPr>
-          <w:b w:val="0"/>
-          <w:sz w:val="22"/>
-        </w:rPr>
-        <w:t>(a) To lie flat on the bed</w:t>
-      </w:r>
-    </w:p>
-    <w:p>
-      <w:pPr>
-        <w:spacing w:after="0" w:before="0"/>
-      </w:pPr>
-      <w:r>
-        <w:rPr>
-          <w:b w:val="0"/>
-          <w:sz w:val="22"/>
-        </w:rPr>
-        <w:t>(b) Push after full cervical dilatation</w:t>
-      </w:r>
-    </w:p>
-    <w:p>
-      <w:pPr>
-        <w:spacing w:after="0" w:before="0"/>
-      </w:pPr>
-      <w:r>
-        <w:rPr>
-          <w:b w:val="0"/>
-          <w:sz w:val="22"/>
-        </w:rPr>
-        <w:t>(c) Do not push during contraction</w:t>
-      </w:r>
-    </w:p>
-    <w:p>
-      <w:pPr>
-        <w:spacing w:after="0" w:before="0"/>
-      </w:pPr>
-      <w:r>
-        <w:rPr>
-          <w:b w:val="0"/>
-          <w:sz w:val="22"/>
-        </w:rPr>
-        <w:t>(d) Do not push during each contraction</w:t>
-      </w:r>
-    </w:p>
-    <w:p>
-      <w:pPr>
-        <w:spacing w:after="0" w:before="40"/>
-      </w:pPr>
-      <w:r>
-        <w:rPr>
-          <w:b/>
-          <w:sz w:val="22"/>
-        </w:rPr>
-        <w:t>Answer: c</w:t>
-      </w:r>
-    </w:p>
-    <w:p>
-      <w:pPr>
-        <w:spacing w:after="0" w:before="0"/>
-      </w:pPr>
-      <w:r>
-        <w:rPr>
-          <w:b w:val="0"/>
-          <w:sz w:val="21"/>
-        </w:rPr>
-        <w:t>Solution: During the first stage of labour, the nurse should instruct the woman to push after the cervix is fully dilated. The first stage of labour is characterised by regular contractions and progressive cervical dilatation. The woman should be encouraged to rest and conserve her energy during this stage of labour.</w:t>
-      </w:r>
-    </w:p>
-    <w:p>
-      <w:pPr>
-        <w:spacing w:after="0" w:before="0"/>
-      </w:pPr>
-      <w:r>
-        <w:rPr>
-          <w:b w:val="0"/>
-          <w:sz w:val="20"/>
-        </w:rPr>
-        <w:t>Positive Marks: 1</w:t>
-      </w:r>
-    </w:p>
-    <w:p>
-      <w:pPr>
-        <w:spacing w:after="160" w:before="0"/>
-      </w:pPr>
-      <w:r>
-        <w:rPr>
-          <w:b w:val="0"/>
-          <w:sz w:val="20"/>
-        </w:rPr>
-        <w:t>Negative Marks: 0.25</w:t>
-      </w:r>
-    </w:p>
-    <w:p>
-      <w:pPr>
-        <w:spacing w:after="20" w:before="120"/>
-      </w:pPr>
-      <w:r>
-        <w:rPr>
-          <w:b/>
-          <w:sz w:val="22"/>
-        </w:rPr>
-        <w:t>Question: India's first Bullet Train project is being constructed with technical and financial assistance from which country?</w:t>
-      </w:r>
-    </w:p>
-    <w:p>
-      <w:pPr>
-        <w:spacing w:after="0" w:before="0"/>
-      </w:pPr>
-      <w:r>
-        <w:rPr>
-          <w:b w:val="0"/>
-          <w:sz w:val="22"/>
-        </w:rPr>
-        <w:t>(a) Russia</w:t>
-      </w:r>
-    </w:p>
-    <w:p>
-      <w:pPr>
-        <w:spacing w:after="0" w:before="0"/>
-      </w:pPr>
-      <w:r>
-        <w:rPr>
-          <w:b w:val="0"/>
-          <w:sz w:val="22"/>
-        </w:rPr>
-        <w:t>(b) China</w:t>
-      </w:r>
-    </w:p>
-    <w:p>
-      <w:pPr>
-        <w:spacing w:after="0" w:before="0"/>
-      </w:pPr>
-      <w:r>
-        <w:rPr>
-          <w:b w:val="0"/>
-          <w:sz w:val="22"/>
-        </w:rPr>
-        <w:t>(c) Japan</w:t>
-      </w:r>
-    </w:p>
-    <w:p>
-      <w:pPr>
-        <w:spacing w:after="0" w:before="0"/>
-      </w:pPr>
-      <w:r>
-        <w:rPr>
-          <w:b w:val="0"/>
-          <w:sz w:val="22"/>
-        </w:rPr>
-        <w:t>(d) USA</w:t>
-      </w:r>
-    </w:p>
-    <w:p>
-      <w:pPr>
-        <w:spacing w:after="0" w:before="40"/>
-      </w:pPr>
-      <w:r>
-        <w:rPr>
-          <w:b/>
-          <w:sz w:val="22"/>
-        </w:rPr>
-        <w:t>Answer: c</w:t>
-      </w:r>
-    </w:p>
-    <w:p>
-      <w:pPr>
-        <w:spacing w:after="0" w:before="0"/>
-      </w:pPr>
-      <w:r>
-        <w:rPr>
-          <w:b w:val="0"/>
-          <w:sz w:val="21"/>
-        </w:rPr>
-        <w:t>Solution: The Mumbai-Ahmedabad High-Speed Rail (Bullet Train) corridor in India is being developed with financial and technical assistance from Japan.</w:t>
-      </w:r>
-    </w:p>
-    <w:p>
-      <w:pPr>
-        <w:spacing w:after="0" w:before="0"/>
-      </w:pPr>
-      <w:r>
-        <w:rPr>
-          <w:b w:val="0"/>
-          <w:sz w:val="20"/>
-        </w:rPr>
-        <w:t>Positive Marks: 1</w:t>
-      </w:r>
-    </w:p>
-    <w:p>
-      <w:pPr>
-        <w:spacing w:after="160" w:before="0"/>
-      </w:pPr>
-      <w:r>
-        <w:rPr>
-          <w:b w:val="0"/>
-          <w:sz w:val="20"/>
-        </w:rPr>
-        <w:t>Negative Marks: 0.25</w:t>
-      </w:r>
-    </w:p>
-    <w:p>
-      <w:pPr>
-        <w:spacing w:after="20" w:before="120"/>
-      </w:pPr>
-      <w:r>
-        <w:rPr>
-          <w:b/>
-          <w:sz w:val="22"/>
-        </w:rPr>
-        <w:t>Question: The nurse enters the room and finds a client clutching the chest, dyspneic and diaphoretic after an acute myocardial infarction. What should the nurse do FIRST?</w:t>
-      </w:r>
-    </w:p>
-    <w:p>
-      <w:pPr>
-        <w:spacing w:after="0" w:before="0"/>
-      </w:pPr>
-      <w:r>
-        <w:rPr>
-          <w:b w:val="0"/>
-          <w:sz w:val="22"/>
-        </w:rPr>
-        <w:t>(a) Assess the client's airway, breathing and circulation</w:t>
-      </w:r>
-    </w:p>
-    <w:p>
-      <w:pPr>
-        <w:spacing w:after="0" w:before="0"/>
-      </w:pPr>
-      <w:r>
-        <w:rPr>
-          <w:b w:val="0"/>
-          <w:sz w:val="22"/>
-        </w:rPr>
-        <w:t>(b) Administer sublingual nitroglycerin</w:t>
-      </w:r>
-    </w:p>
-    <w:p>
-      <w:pPr>
-        <w:spacing w:after="0" w:before="0"/>
-      </w:pPr>
-      <w:r>
-        <w:rPr>
-          <w:b w:val="0"/>
-          <w:sz w:val="22"/>
-        </w:rPr>
-        <w:t>(c) Obtain a stat 12-lead ECG</w:t>
-      </w:r>
-    </w:p>
-    <w:p>
-      <w:pPr>
-        <w:spacing w:after="0" w:before="0"/>
-      </w:pPr>
-      <w:r>
-        <w:rPr>
-          <w:b w:val="0"/>
-          <w:sz w:val="22"/>
-        </w:rPr>
-        <w:t>(d) Notify the health care provider</w:t>
-      </w:r>
-    </w:p>
-    <w:p>
-      <w:pPr>
-        <w:spacing w:after="0" w:before="40"/>
-      </w:pPr>
-      <w:r>
-        <w:rPr>
-          <w:b/>
-          <w:sz w:val="22"/>
-        </w:rPr>
-        <w:t>Answer: a</w:t>
-      </w:r>
-    </w:p>
-    <w:p>
-      <w:pPr>
-        <w:spacing w:after="0" w:before="0"/>
-      </w:pPr>
-      <w:r>
-        <w:rPr>
-          <w:b w:val="0"/>
-          <w:sz w:val="21"/>
-        </w:rPr>
-        <w:t>Solution: The nurse must always use the ABC (airway, breathing, circulation) priority framework; assessment precedes any intervention, however urgent it appears.</w:t>
-      </w:r>
-    </w:p>
-    <w:p>
-      <w:pPr>
-        <w:spacing w:after="0" w:before="0"/>
-      </w:pPr>
-      <w:r>
-        <w:rPr>
-          <w:b w:val="0"/>
-          <w:sz w:val="20"/>
-        </w:rPr>
-        <w:t>Positive Marks: 1</w:t>
-      </w:r>
-    </w:p>
-    <w:p>
-      <w:pPr>
-        <w:spacing w:after="160" w:before="0"/>
-      </w:pPr>
-      <w:r>
-        <w:rPr>
-          <w:b w:val="0"/>
-          <w:sz w:val="20"/>
-        </w:rPr>
-        <w:t>Negative Marks: 0.25</w:t>
-      </w:r>
-    </w:p>
-    <w:p>
-      <w:pPr>
-        <w:spacing w:after="20" w:before="120"/>
-      </w:pPr>
-      <w:r>
-        <w:rPr>
-          <w:b/>
-          <w:sz w:val="22"/>
-        </w:rPr>
-        <w:t>Question: Which of the following is the leading cause of child mortality worldwide?</w:t>
-      </w:r>
-    </w:p>
-    <w:p>
-      <w:pPr>
-        <w:spacing w:after="0" w:before="0"/>
-      </w:pPr>
-      <w:r>
-        <w:rPr>
-          <w:b w:val="0"/>
-          <w:sz w:val="22"/>
-        </w:rPr>
-        <w:t>(a) Diarrhoea</w:t>
-      </w:r>
-    </w:p>
-    <w:p>
-      <w:pPr>
-        <w:spacing w:after="0" w:before="0"/>
-      </w:pPr>
-      <w:r>
-        <w:rPr>
-          <w:b w:val="0"/>
-          <w:sz w:val="22"/>
-        </w:rPr>
-        <w:t>(b) Malaria</w:t>
-      </w:r>
-    </w:p>
-    <w:p>
-      <w:pPr>
-        <w:spacing w:after="0" w:before="0"/>
-      </w:pPr>
-      <w:r>
-        <w:rPr>
-          <w:b w:val="0"/>
-          <w:sz w:val="22"/>
-        </w:rPr>
-        <w:t>(c) Pneumonia</w:t>
-      </w:r>
-    </w:p>
-    <w:p>
-      <w:pPr>
-        <w:spacing w:after="0" w:before="0"/>
-      </w:pPr>
-      <w:r>
-        <w:rPr>
-          <w:b w:val="0"/>
-          <w:sz w:val="22"/>
-        </w:rPr>
-        <w:t>(d) Obstetrical haemorrhage</w:t>
-      </w:r>
-    </w:p>
-    <w:p>
-      <w:pPr>
-        <w:spacing w:after="0" w:before="40"/>
-      </w:pPr>
-      <w:r>
-        <w:rPr>
-          <w:b/>
-          <w:sz w:val="22"/>
-        </w:rPr>
-        <w:t>Answer: c</w:t>
-      </w:r>
-    </w:p>
-    <w:p>
-      <w:pPr>
-        <w:spacing w:after="0" w:before="0"/>
-      </w:pPr>
-      <w:r>
-        <w:rPr>
-          <w:b w:val="0"/>
-          <w:sz w:val="21"/>
-        </w:rPr>
-        <w:t>Solution: Pneumonia is the leading cause of child mortality worldwide. According to the World Health Organization (WHO), pneumonia accounts for approximately 15% of all deaths in children under five years of age globally. Other leading causes of child mortality include diarrhea, malaria, and obstetrical hemorrhage.</w:t>
-      </w:r>
-    </w:p>
-    <w:p>
-      <w:pPr>
-        <w:spacing w:after="0" w:before="0"/>
-      </w:pPr>
-      <w:r>
-        <w:rPr>
-          <w:b w:val="0"/>
-          <w:sz w:val="20"/>
-        </w:rPr>
-        <w:t>Positive Marks: 1</w:t>
-      </w:r>
-    </w:p>
-    <w:p>
-      <w:pPr>
-        <w:spacing w:after="160" w:before="0"/>
-      </w:pPr>
-      <w:r>
-        <w:rPr>
-          <w:b w:val="0"/>
-          <w:sz w:val="20"/>
-        </w:rPr>
-        <w:t>Negative Marks: 0.25</w:t>
-      </w:r>
-    </w:p>
-    <w:p>
-      <w:pPr>
-        <w:spacing w:after="20" w:before="120"/>
-      </w:pPr>
-      <w:r>
-        <w:rPr>
-          <w:b/>
-          <w:sz w:val="22"/>
-        </w:rPr>
-        <w:t>Question: Best described the asepsis of any surgical instrument?</w:t>
-      </w:r>
-    </w:p>
-    <w:p>
-      <w:pPr>
-        <w:spacing w:after="0" w:before="0"/>
-      </w:pPr>
-      <w:r>
-        <w:rPr>
-          <w:b w:val="0"/>
-          <w:sz w:val="22"/>
-        </w:rPr>
-        <w:t>(a) Sterilization</w:t>
-      </w:r>
-    </w:p>
-    <w:p>
-      <w:pPr>
-        <w:spacing w:after="0" w:before="0"/>
-      </w:pPr>
-      <w:r>
-        <w:rPr>
-          <w:b w:val="0"/>
-          <w:sz w:val="22"/>
-        </w:rPr>
-        <w:t>(b) Mopping</w:t>
-      </w:r>
-    </w:p>
-    <w:p>
-      <w:pPr>
-        <w:spacing w:after="0" w:before="0"/>
-      </w:pPr>
-      <w:r>
-        <w:rPr>
-          <w:b w:val="0"/>
-          <w:sz w:val="22"/>
-        </w:rPr>
-        <w:t>(c) Scrubbing</w:t>
-      </w:r>
-    </w:p>
-    <w:p>
-      <w:pPr>
-        <w:spacing w:after="0" w:before="0"/>
-      </w:pPr>
-      <w:r>
-        <w:rPr>
-          <w:b w:val="0"/>
-          <w:sz w:val="22"/>
-        </w:rPr>
-        <w:t>(d) Disinfection</w:t>
-      </w:r>
-    </w:p>
-    <w:p>
-      <w:pPr>
-        <w:spacing w:after="0" w:before="40"/>
-      </w:pPr>
-      <w:r>
-        <w:rPr>
-          <w:b/>
-          <w:sz w:val="22"/>
-        </w:rPr>
-        <w:t>Answer: a</w:t>
-      </w:r>
-    </w:p>
-    <w:p>
-      <w:pPr>
-        <w:spacing w:after="0" w:before="0"/>
-      </w:pPr>
-      <w:r>
-        <w:rPr>
-          <w:b w:val="0"/>
-          <w:sz w:val="21"/>
-        </w:rPr>
-        <w:t>Solution: The complete elimination of all microorganisms, including spores, is the best description of the term sterilization. Sterilization is the process of killing or removing all microorganisms, including bacteria, viruses, fungi, and spores. Sterilization can be achieved by various physical and chemical methods, such as heat, radiation, and chemical disinfectants.</w:t>
-      </w:r>
-    </w:p>
-    <w:p>
-      <w:pPr>
-        <w:spacing w:after="0" w:before="0"/>
-      </w:pPr>
-      <w:r>
-        <w:rPr>
-          <w:b w:val="0"/>
-          <w:sz w:val="20"/>
-        </w:rPr>
-        <w:t>Positive Marks: 1</w:t>
-      </w:r>
-    </w:p>
-    <w:p>
-      <w:pPr>
-        <w:spacing w:after="160" w:before="0"/>
-      </w:pPr>
-      <w:r>
-        <w:rPr>
-          <w:b w:val="0"/>
-          <w:sz w:val="20"/>
-        </w:rPr>
-        <w:t>Negative Marks: 0.25</w:t>
-      </w:r>
-    </w:p>
-    <w:p>
-      <w:pPr>
-        <w:spacing w:after="20" w:before="120"/>
-      </w:pPr>
-      <w:r>
-        <w:rPr>
-          <w:b/>
-          <w:sz w:val="22"/>
-        </w:rPr>
-        <w:t>Question: Identify an example of age-independent anthropometry:</w:t>
-      </w:r>
-    </w:p>
-    <w:p>
-      <w:pPr>
-        <w:spacing w:after="0" w:before="0"/>
-      </w:pPr>
-      <w:r>
-        <w:rPr>
-          <w:b w:val="0"/>
-          <w:sz w:val="22"/>
-        </w:rPr>
-        <w:t>(a) Chest circumference</w:t>
-      </w:r>
-    </w:p>
-    <w:p>
-      <w:pPr>
-        <w:spacing w:after="0" w:before="0"/>
-      </w:pPr>
-      <w:r>
-        <w:rPr>
-          <w:b w:val="0"/>
-          <w:sz w:val="22"/>
-        </w:rPr>
-        <w:t>(b) Head circumference</w:t>
-      </w:r>
-    </w:p>
-    <w:p>
-      <w:pPr>
-        <w:spacing w:after="0" w:before="0"/>
-      </w:pPr>
-      <w:r>
-        <w:rPr>
-          <w:b w:val="0"/>
-          <w:sz w:val="22"/>
-        </w:rPr>
-        <w:t>(c) Weight</w:t>
-      </w:r>
-    </w:p>
-    <w:p>
-      <w:pPr>
-        <w:spacing w:after="0" w:before="0"/>
-      </w:pPr>
-      <w:r>
-        <w:rPr>
-          <w:b w:val="0"/>
-          <w:sz w:val="22"/>
-        </w:rPr>
-        <w:t>(d) MUAC (Mid-Upper Arm Circumference)</w:t>
-      </w:r>
-    </w:p>
-    <w:p>
-      <w:pPr>
-        <w:spacing w:after="0" w:before="40"/>
-      </w:pPr>
-      <w:r>
-        <w:rPr>
-          <w:b/>
-          <w:sz w:val="22"/>
-        </w:rPr>
-        <w:t>Answer: d</w:t>
-      </w:r>
-    </w:p>
-    <w:p>
-      <w:pPr>
-        <w:spacing w:after="0" w:before="0"/>
-      </w:pPr>
-      <w:r>
-        <w:rPr>
-          <w:b w:val="0"/>
-          <w:sz w:val="21"/>
-        </w:rPr>
-        <w:t>Solution: MUAC (mid-upper arm circumference) is the classic age-independent anthropometric indicator of nutritional status, especially for screening acute malnutrition in children aged 6-59 months.</w:t>
-      </w:r>
-    </w:p>
-    <w:p>
-      <w:pPr>
-        <w:spacing w:after="0" w:before="0"/>
-      </w:pPr>
-      <w:r>
-        <w:rPr>
-          <w:b w:val="0"/>
-          <w:sz w:val="20"/>
-        </w:rPr>
-        <w:t>Positive Marks: 1</w:t>
-      </w:r>
-    </w:p>
-    <w:p>
-      <w:pPr>
-        <w:spacing w:after="160" w:before="0"/>
-      </w:pPr>
-      <w:r>
-        <w:rPr>
-          <w:b w:val="0"/>
-          <w:sz w:val="20"/>
-        </w:rPr>
-        <w:t>Negative Marks: 0.25</w:t>
-      </w:r>
-    </w:p>
-    <w:p>
-      <w:pPr>
-        <w:spacing w:after="20" w:before="120"/>
-      </w:pPr>
-      <w:r>
-        <w:rPr>
-          <w:b/>
-          <w:sz w:val="22"/>
-        </w:rPr>
-        <w:t>Question: Most common cause of infant mortality in India is</w:t>
-      </w:r>
-    </w:p>
-    <w:p>
-      <w:pPr>
-        <w:spacing w:after="0" w:before="0"/>
-      </w:pPr>
-      <w:r>
-        <w:rPr>
-          <w:b w:val="0"/>
-          <w:sz w:val="22"/>
-        </w:rPr>
-        <w:t>(a) Congential anomalies</w:t>
-      </w:r>
-    </w:p>
-    <w:p>
-      <w:pPr>
-        <w:spacing w:after="0" w:before="0"/>
-      </w:pPr>
-      <w:r>
-        <w:rPr>
-          <w:b w:val="0"/>
-          <w:sz w:val="22"/>
-        </w:rPr>
-        <w:t>(b) Complications of labor</w:t>
-      </w:r>
-    </w:p>
-    <w:p>
-      <w:pPr>
-        <w:spacing w:after="0" w:before="0"/>
-      </w:pPr>
-      <w:r>
-        <w:rPr>
-          <w:b w:val="0"/>
-          <w:sz w:val="22"/>
-        </w:rPr>
-        <w:t>(c) Sepsis</w:t>
-      </w:r>
-    </w:p>
-    <w:p>
-      <w:pPr>
-        <w:spacing w:after="0" w:before="0"/>
-      </w:pPr>
-      <w:r>
-        <w:rPr>
-          <w:b w:val="0"/>
-          <w:sz w:val="22"/>
-        </w:rPr>
-        <w:t>(d) Low birth weight</w:t>
-      </w:r>
-    </w:p>
-    <w:p>
-      <w:pPr>
-        <w:spacing w:after="0" w:before="40"/>
-      </w:pPr>
-      <w:r>
-        <w:rPr>
-          <w:b/>
-          <w:sz w:val="22"/>
-        </w:rPr>
-        <w:t>Answer: d</w:t>
-      </w:r>
-    </w:p>
-    <w:p>
-      <w:pPr>
-        <w:spacing w:after="0" w:before="0"/>
-      </w:pPr>
-      <w:r>
-        <w:rPr>
-          <w:b w:val="0"/>
-          <w:sz w:val="21"/>
-        </w:rPr>
-        <w:t>Solution: Low birth weight is the most common cause of infant mortality in India.</w:t>
-      </w:r>
-    </w:p>
-    <w:p>
-      <w:pPr>
-        <w:spacing w:after="0" w:before="0"/>
-      </w:pPr>
-      <w:r>
-        <w:rPr>
-          <w:b w:val="0"/>
-          <w:sz w:val="20"/>
-        </w:rPr>
-        <w:t>Positive Marks: 1</w:t>
-      </w:r>
-    </w:p>
-    <w:p>
-      <w:pPr>
-        <w:spacing w:after="160" w:before="0"/>
-      </w:pPr>
-      <w:r>
-        <w:rPr>
-          <w:b w:val="0"/>
-          <w:sz w:val="20"/>
-        </w:rPr>
-        <w:t>Negative Marks: 0.25</w:t>
-      </w:r>
-    </w:p>
-    <w:p>
-      <w:pPr>
-        <w:spacing w:after="20" w:before="120"/>
-      </w:pPr>
-      <w:r>
-        <w:rPr>
-          <w:b/>
-          <w:sz w:val="22"/>
-        </w:rPr>
-        <w:t>Question: DMPA (injectable contraceptive) is supplied by the Government of India free of cost. What is its brand name?</w:t>
-      </w:r>
-    </w:p>
-    <w:p>
-      <w:pPr>
-        <w:spacing w:after="0" w:before="0"/>
-      </w:pPr>
-      <w:r>
-        <w:rPr>
-          <w:b w:val="0"/>
-          <w:sz w:val="22"/>
-        </w:rPr>
-        <w:t>(a) Nirodh</w:t>
-      </w:r>
-    </w:p>
-    <w:p>
-      <w:pPr>
-        <w:spacing w:after="0" w:before="0"/>
-      </w:pPr>
-      <w:r>
-        <w:rPr>
-          <w:b w:val="0"/>
-          <w:sz w:val="22"/>
-        </w:rPr>
-        <w:t>(b) Antra</w:t>
-      </w:r>
-    </w:p>
-    <w:p>
-      <w:pPr>
-        <w:spacing w:after="0" w:before="0"/>
-      </w:pPr>
-      <w:r>
-        <w:rPr>
-          <w:b w:val="0"/>
-          <w:sz w:val="22"/>
-        </w:rPr>
-        <w:t>(c) Chayya</w:t>
-      </w:r>
-    </w:p>
-    <w:p>
-      <w:pPr>
-        <w:spacing w:after="0" w:before="0"/>
-      </w:pPr>
-      <w:r>
-        <w:rPr>
-          <w:b w:val="0"/>
-          <w:sz w:val="22"/>
-        </w:rPr>
-        <w:t>(d) Saheli</w:t>
-      </w:r>
-    </w:p>
-    <w:p>
-      <w:pPr>
-        <w:spacing w:after="0" w:before="40"/>
-      </w:pPr>
-      <w:r>
-        <w:rPr>
-          <w:b/>
-          <w:sz w:val="22"/>
-        </w:rPr>
-        <w:t>Answer: b</w:t>
-      </w:r>
-    </w:p>
-    <w:p>
-      <w:pPr>
-        <w:spacing w:after="0" w:before="0"/>
-      </w:pPr>
-      <w:r>
-        <w:rPr>
-          <w:b w:val="0"/>
-          <w:sz w:val="21"/>
-        </w:rPr>
-        <w:t>Solution: Antara is injectable contraceptive brand name for , effective for three months drug whereas Chayya is contraceptive pill under brand name of saheli, effective for one week</w:t>
-      </w:r>
-    </w:p>
-    <w:p>
-      <w:pPr>
-        <w:spacing w:after="0" w:before="0"/>
-      </w:pPr>
-      <w:r>
-        <w:rPr>
-          <w:b w:val="0"/>
-          <w:sz w:val="20"/>
-        </w:rPr>
-        <w:t>Positive Marks: 1</w:t>
-      </w:r>
-    </w:p>
-    <w:p>
-      <w:pPr>
-        <w:spacing w:after="160" w:before="0"/>
-      </w:pPr>
-      <w:r>
-        <w:rPr>
-          <w:b w:val="0"/>
-          <w:sz w:val="20"/>
-        </w:rPr>
-        <w:t>Negative Marks: 0.25</w:t>
-      </w:r>
-    </w:p>
-    <w:p>
-      <w:pPr>
-        <w:spacing w:after="20" w:before="120"/>
-      </w:pPr>
-      <w:r>
-        <w:rPr>
-          <w:b/>
-          <w:sz w:val="22"/>
-        </w:rPr>
-        <w:t>Question: After complain of open abdominal surgery. The OT nurse needs to do which of the following activity first before suturing. (give priority answer)</w:t>
-      </w:r>
-    </w:p>
-    <w:p>
-      <w:pPr>
-        <w:spacing w:after="0" w:before="0"/>
-      </w:pPr>
-      <w:r>
-        <w:rPr>
-          <w:b w:val="0"/>
-          <w:sz w:val="22"/>
-        </w:rPr>
-        <w:t>(a) Checking the sponge count &amp; instruments counts before suturing.</w:t>
-      </w:r>
-    </w:p>
-    <w:p>
-      <w:pPr>
-        <w:spacing w:after="0" w:before="0"/>
-      </w:pPr>
-      <w:r>
-        <w:rPr>
-          <w:b w:val="0"/>
-          <w:sz w:val="22"/>
-        </w:rPr>
-        <w:t>(b) Clean the instruments</w:t>
-      </w:r>
-    </w:p>
-    <w:p>
-      <w:pPr>
-        <w:spacing w:after="0" w:before="0"/>
-      </w:pPr>
-      <w:r>
-        <w:rPr>
-          <w:b w:val="0"/>
-          <w:sz w:val="22"/>
-        </w:rPr>
-        <w:t>(c) Change the gown</w:t>
-      </w:r>
-    </w:p>
-    <w:p>
-      <w:pPr>
-        <w:spacing w:after="0" w:before="0"/>
-      </w:pPr>
-      <w:r>
-        <w:rPr>
-          <w:b w:val="0"/>
-          <w:sz w:val="22"/>
-        </w:rPr>
-        <w:t>(d) Disinfection of OT</w:t>
-      </w:r>
-    </w:p>
-    <w:p>
-      <w:pPr>
-        <w:spacing w:after="0" w:before="40"/>
-      </w:pPr>
-      <w:r>
-        <w:rPr>
-          <w:b/>
-          <w:sz w:val="22"/>
-        </w:rPr>
-        <w:t>Answer: a</w:t>
-      </w:r>
-    </w:p>
-    <w:p>
-      <w:pPr>
-        <w:spacing w:after="0" w:before="0"/>
-      </w:pPr>
-      <w:r>
-        <w:rPr>
-          <w:b w:val="0"/>
-          <w:sz w:val="21"/>
-        </w:rPr>
-        <w:t>Solution: Before closure of an abdominal wound, a complete sponge, needle and instrument count with the circulator is mandatory to prevent retained items.</w:t>
-      </w:r>
-    </w:p>
-    <w:p>
-      <w:pPr>
-        <w:spacing w:after="0" w:before="0"/>
-      </w:pPr>
-      <w:r>
-        <w:rPr>
-          <w:b w:val="0"/>
-          <w:sz w:val="20"/>
-        </w:rPr>
-        <w:t>Positive Marks: 1</w:t>
-      </w:r>
-    </w:p>
-    <w:p>
-      <w:pPr>
-        <w:spacing w:after="160" w:before="0"/>
-      </w:pPr>
-      <w:r>
-        <w:rPr>
-          <w:b w:val="0"/>
-          <w:sz w:val="20"/>
-        </w:rPr>
-        <w:t>Negative Marks: 0.25</w:t>
-      </w:r>
-    </w:p>
-    <w:p>
-      <w:pPr>
-        <w:spacing w:after="20" w:before="120"/>
-      </w:pPr>
-      <w:r>
-        <w:rPr>
-          <w:b/>
-          <w:sz w:val="22"/>
-        </w:rPr>
-        <w:t>Question: A breastfeeding mother reports cracked, painful nipples. Which instruction is most appropriate?</w:t>
-      </w:r>
-    </w:p>
-    <w:p>
-      <w:pPr>
-        <w:spacing w:after="0" w:before="0"/>
-      </w:pPr>
-      <w:r>
-        <w:rPr>
-          <w:b w:val="0"/>
-          <w:sz w:val="22"/>
-        </w:rPr>
-        <w:t>(a) Correct the latch and apply purified lanolin after feeds</w:t>
-      </w:r>
-    </w:p>
-    <w:p>
-      <w:pPr>
-        <w:spacing w:after="0" w:before="0"/>
-      </w:pPr>
-      <w:r>
-        <w:rPr>
-          <w:b w:val="0"/>
-          <w:sz w:val="22"/>
-        </w:rPr>
-        <w:t>(b) Wash the nipples with soap before each feed</w:t>
-      </w:r>
-    </w:p>
-    <w:p>
-      <w:pPr>
-        <w:spacing w:after="0" w:before="0"/>
-      </w:pPr>
-      <w:r>
-        <w:rPr>
-          <w:b w:val="0"/>
-          <w:sz w:val="22"/>
-        </w:rPr>
-        <w:t>(c) Switch to formula until the nipples heal</w:t>
-      </w:r>
-    </w:p>
-    <w:p>
-      <w:pPr>
-        <w:spacing w:after="0" w:before="0"/>
-      </w:pPr>
-      <w:r>
-        <w:rPr>
-          <w:b w:val="0"/>
-          <w:sz w:val="22"/>
-        </w:rPr>
-        <w:t>(d) Stop breastfeeding for 2 days to allow healing</w:t>
-      </w:r>
-    </w:p>
-    <w:p>
-      <w:pPr>
-        <w:spacing w:after="0" w:before="40"/>
-      </w:pPr>
-      <w:r>
-        <w:rPr>
-          <w:b/>
-          <w:sz w:val="22"/>
-        </w:rPr>
-        <w:t>Answer: a</w:t>
-      </w:r>
-    </w:p>
-    <w:p>
-      <w:pPr>
-        <w:spacing w:after="0" w:before="0"/>
-      </w:pPr>
-      <w:r>
-        <w:rPr>
-          <w:b w:val="0"/>
-          <w:sz w:val="21"/>
-        </w:rPr>
-        <w:t>Solution: Cracked nipples are usually caused by a poor latch; correcting positioning, air-drying and applying lanolin promote healing while breastfeeding continues.</w:t>
-      </w:r>
-    </w:p>
-    <w:p>
-      <w:pPr>
-        <w:spacing w:after="0" w:before="0"/>
-      </w:pPr>
-      <w:r>
-        <w:rPr>
-          <w:b w:val="0"/>
-          <w:sz w:val="20"/>
-        </w:rPr>
-        <w:t>Positive Marks: 1</w:t>
-      </w:r>
-    </w:p>
-    <w:p>
-      <w:pPr>
-        <w:spacing w:after="160" w:before="0"/>
-      </w:pPr>
-      <w:r>
-        <w:rPr>
-          <w:b w:val="0"/>
-          <w:sz w:val="20"/>
-        </w:rPr>
-        <w:t>Negative Marks: 0.25</w:t>
-      </w:r>
-    </w:p>
-    <w:p>
-      <w:pPr>
-        <w:spacing w:after="20" w:before="120"/>
-      </w:pPr>
-      <w:r>
-        <w:rPr>
-          <w:b/>
-          <w:sz w:val="22"/>
-        </w:rPr>
-        <w:t>Question: Following VP (Ventriculoperitoneal) shunt surgery in an infant with hydrocephalus, how does the nurse assess for increased ICP?</w:t>
-      </w:r>
-    </w:p>
-    <w:p>
-      <w:pPr>
-        <w:spacing w:after="0" w:before="0"/>
-      </w:pPr>
-      <w:r>
-        <w:rPr>
-          <w:b w:val="0"/>
-          <w:sz w:val="22"/>
-        </w:rPr>
-        <w:t>(a) Check urine output</w:t>
-      </w:r>
-    </w:p>
-    <w:p>
-      <w:pPr>
-        <w:spacing w:after="0" w:before="0"/>
-      </w:pPr>
-      <w:r>
-        <w:rPr>
-          <w:b w:val="0"/>
-          <w:sz w:val="22"/>
-        </w:rPr>
-        <w:t>(b) Palpate anterior fontanelle for fullness/bulging</w:t>
-      </w:r>
-    </w:p>
-    <w:p>
-      <w:pPr>
-        <w:spacing w:after="0" w:before="0"/>
-      </w:pPr>
-      <w:r>
-        <w:rPr>
-          <w:b w:val="0"/>
-          <w:sz w:val="22"/>
-        </w:rPr>
-        <w:t>(c) Measure blood pressure</w:t>
-      </w:r>
-    </w:p>
-    <w:p>
-      <w:pPr>
-        <w:spacing w:after="0" w:before="0"/>
-      </w:pPr>
-      <w:r>
-        <w:rPr>
-          <w:b w:val="0"/>
-          <w:sz w:val="22"/>
-        </w:rPr>
-        <w:t>(d) Assess respiratory rate</w:t>
-      </w:r>
-    </w:p>
-    <w:p>
-      <w:pPr>
-        <w:spacing w:after="0" w:before="40"/>
-      </w:pPr>
-      <w:r>
-        <w:rPr>
-          <w:b/>
-          <w:sz w:val="22"/>
-        </w:rPr>
-        <w:t>Answer: b</w:t>
-      </w:r>
-    </w:p>
-    <w:p>
-      <w:pPr>
-        <w:spacing w:after="0" w:before="0"/>
-      </w:pPr>
-      <w:r>
-        <w:rPr>
-          <w:b w:val="0"/>
-          <w:sz w:val="21"/>
-        </w:rPr>
-        <w:t>Solution: In infants, a tense, bulging anterior fontanelle is the primary physical sign of elevated intracranial pressure (ICP).</w:t>
-      </w:r>
-    </w:p>
-    <w:p>
-      <w:pPr>
-        <w:spacing w:after="0" w:before="0"/>
-      </w:pPr>
-      <w:r>
-        <w:rPr>
-          <w:b w:val="0"/>
-          <w:sz w:val="20"/>
-        </w:rPr>
-        <w:t>Positive Marks: 1</w:t>
-      </w:r>
-    </w:p>
-    <w:p>
-      <w:pPr>
-        <w:spacing w:after="160" w:before="0"/>
-      </w:pPr>
-      <w:r>
-        <w:rPr>
-          <w:b w:val="0"/>
-          <w:sz w:val="20"/>
-        </w:rPr>
-        <w:t>Negative Marks: 0.25</w:t>
-      </w:r>
-    </w:p>
-    <w:p>
-      <w:pPr>
-        <w:spacing w:after="20" w:before="120"/>
-      </w:pPr>
-      <w:r>
-        <w:rPr>
-          <w:b/>
-          <w:sz w:val="22"/>
-        </w:rPr>
-        <w:t>Question: A primigravida mother can expect to feel first fetal movements (Quickening) between which weeks?</w:t>
-      </w:r>
-    </w:p>
-    <w:p>
-      <w:pPr>
-        <w:spacing w:after="0" w:before="0"/>
-      </w:pPr>
-      <w:r>
-        <w:rPr>
-          <w:b w:val="0"/>
-          <w:sz w:val="22"/>
-        </w:rPr>
-        <w:t>(a) 10 to 12 weeks</w:t>
-      </w:r>
-    </w:p>
-    <w:p>
-      <w:pPr>
-        <w:spacing w:after="0" w:before="0"/>
-      </w:pPr>
-      <w:r>
-        <w:rPr>
-          <w:b w:val="0"/>
-          <w:sz w:val="22"/>
-        </w:rPr>
-        <w:t>(b) 8 to 10 weeks</w:t>
-      </w:r>
-    </w:p>
-    <w:p>
-      <w:pPr>
-        <w:spacing w:after="0" w:before="0"/>
-      </w:pPr>
-      <w:r>
-        <w:rPr>
-          <w:b w:val="0"/>
-          <w:sz w:val="22"/>
-        </w:rPr>
-        <w:t>(c) 6 to 8 weeks</w:t>
-      </w:r>
-    </w:p>
-    <w:p>
-      <w:pPr>
-        <w:spacing w:after="0" w:before="0"/>
-      </w:pPr>
-      <w:r>
-        <w:rPr>
-          <w:b w:val="0"/>
-          <w:sz w:val="22"/>
-        </w:rPr>
-        <w:t>(d) 18 to 20 weeks (or 16-20 weeks)</w:t>
-      </w:r>
-    </w:p>
-    <w:p>
-      <w:pPr>
-        <w:spacing w:after="0" w:before="40"/>
-      </w:pPr>
-      <w:r>
-        <w:rPr>
-          <w:b/>
-          <w:sz w:val="22"/>
-        </w:rPr>
-        <w:t>Answer: d</w:t>
-      </w:r>
-    </w:p>
-    <w:p>
-      <w:pPr>
-        <w:spacing w:after="0" w:before="0"/>
-      </w:pPr>
-      <w:r>
-        <w:rPr>
-          <w:b w:val="0"/>
-          <w:sz w:val="21"/>
-        </w:rPr>
-        <w:t>Solution: Quickening (first perception of fetal movement) is typically felt between 18–20 weeks in primigravidas and 16–18 weeks in multigravidas.</w:t>
-      </w:r>
-    </w:p>
-    <w:p>
-      <w:pPr>
-        <w:spacing w:after="0" w:before="0"/>
-      </w:pPr>
-      <w:r>
-        <w:rPr>
-          <w:b w:val="0"/>
-          <w:sz w:val="20"/>
-        </w:rPr>
-        <w:t>Positive Marks: 1</w:t>
-      </w:r>
-    </w:p>
-    <w:p>
-      <w:pPr>
-        <w:spacing w:after="160" w:before="0"/>
-      </w:pPr>
-      <w:r>
-        <w:rPr>
-          <w:b w:val="0"/>
-          <w:sz w:val="20"/>
-        </w:rPr>
-        <w:t>Negative Marks: 0.25</w:t>
-      </w:r>
-    </w:p>
-    <w:p>
-      <w:pPr>
-        <w:spacing w:after="20" w:before="120"/>
-      </w:pPr>
-      <w:r>
-        <w:rPr>
-          <w:b/>
-          <w:sz w:val="22"/>
-        </w:rPr>
-        <w:t>Question: A lady comes to the hospital and the doctor prescribes an iron injection. What should the nurse keep in mind before administering the injection?</w:t>
-      </w:r>
-    </w:p>
-    <w:p>
-      <w:pPr>
-        <w:spacing w:after="0" w:before="0"/>
-      </w:pPr>
-      <w:r>
-        <w:rPr>
-          <w:b w:val="0"/>
-          <w:sz w:val="22"/>
-        </w:rPr>
-        <w:t>(a) Z-track</w:t>
-      </w:r>
-    </w:p>
-    <w:p>
-      <w:pPr>
-        <w:spacing w:after="0" w:before="0"/>
-      </w:pPr>
-      <w:r>
-        <w:rPr>
-          <w:b w:val="0"/>
-          <w:sz w:val="22"/>
-        </w:rPr>
-        <w:t>(b) Pull the skin lateral side</w:t>
-      </w:r>
-    </w:p>
-    <w:p>
-      <w:pPr>
-        <w:spacing w:after="0" w:before="0"/>
-      </w:pPr>
-      <w:r>
-        <w:rPr>
-          <w:b w:val="0"/>
-          <w:sz w:val="22"/>
-        </w:rPr>
-        <w:t>(c) Vigorously rough</w:t>
-      </w:r>
-    </w:p>
-    <w:p>
-      <w:pPr>
-        <w:spacing w:after="0" w:before="0"/>
-      </w:pPr>
-      <w:r>
-        <w:rPr>
-          <w:b w:val="0"/>
-          <w:sz w:val="22"/>
-        </w:rPr>
-        <w:t>(d) Prevent backflow</w:t>
-      </w:r>
-    </w:p>
-    <w:p>
-      <w:pPr>
-        <w:spacing w:after="0" w:before="40"/>
-      </w:pPr>
-      <w:r>
-        <w:rPr>
-          <w:b/>
-          <w:sz w:val="22"/>
-        </w:rPr>
-        <w:t>Answer: a</w:t>
-      </w:r>
-    </w:p>
-    <w:p>
-      <w:pPr>
-        <w:spacing w:after="0" w:before="0"/>
-      </w:pPr>
-      <w:r>
-        <w:rPr>
-          <w:b w:val="0"/>
-          <w:sz w:val="21"/>
-        </w:rPr>
-        <w:t>Solution: - -- Before administering an iron injection to a patient as prescribed by the doctor, the nurse should keep in mind the technique called Z-track (option a). The Z-track method is used for intramuscular injections to prevent medication leakage or staining of the skin. It involves pulling the skin laterally before administering the injection and maintaining the displacement of the subcutaneous tissue until the needle is withdrawn. This technique creates a zigzag path for the medication, which helps seal the injection site and prevents the medication from tracking back along the needle path. The Z-track method ensures accurate delivery of the medication and minimizes discomfort and staining at the injection site.</w:t>
-      </w:r>
-    </w:p>
-    <w:p>
-      <w:pPr>
-        <w:spacing w:after="0" w:before="0"/>
-      </w:pPr>
-      <w:r>
-        <w:rPr>
-          <w:b w:val="0"/>
-          <w:sz w:val="20"/>
-        </w:rPr>
-        <w:t>Positive Marks: 1</w:t>
-      </w:r>
-    </w:p>
-    <w:p>
-      <w:pPr>
-        <w:spacing w:after="160" w:before="0"/>
-      </w:pPr>
-      <w:r>
-        <w:rPr>
-          <w:b w:val="0"/>
-          <w:sz w:val="20"/>
-        </w:rPr>
-        <w:t>Negative Marks: 0.25</w:t>
-      </w:r>
-    </w:p>
-    <w:p>
-      <w:pPr>
-        <w:spacing w:after="20" w:before="120"/>
-      </w:pPr>
-      <w:r>
-        <w:rPr>
-          <w:b/>
-          <w:sz w:val="22"/>
-        </w:rPr>
-        <w:t>Question: Which laboratory value requires IMMEDIATE notification in a client with chronic kidney disease?</w:t>
-      </w:r>
-    </w:p>
-    <w:p>
-      <w:pPr>
-        <w:spacing w:after="0" w:before="0"/>
-      </w:pPr>
-      <w:r>
-        <w:rPr>
-          <w:b w:val="0"/>
-          <w:sz w:val="22"/>
-        </w:rPr>
-        <w:t>(a) Serum creatinine 2.4 mg/dL</w:t>
-      </w:r>
-    </w:p>
-    <w:p>
-      <w:pPr>
-        <w:spacing w:after="0" w:before="0"/>
-      </w:pPr>
-      <w:r>
-        <w:rPr>
-          <w:b w:val="0"/>
-          <w:sz w:val="22"/>
-        </w:rPr>
-        <w:t>(b) Blood urea nitrogen 42 mg/dL</w:t>
-      </w:r>
-    </w:p>
-    <w:p>
-      <w:pPr>
-        <w:spacing w:after="0" w:before="0"/>
-      </w:pPr>
-      <w:r>
-        <w:rPr>
-          <w:b w:val="0"/>
-          <w:sz w:val="22"/>
-        </w:rPr>
-        <w:t>(c) Hemoglobin 10.2 g/dL</w:t>
-      </w:r>
-    </w:p>
-    <w:p>
-      <w:pPr>
-        <w:spacing w:after="0" w:before="0"/>
-      </w:pPr>
-      <w:r>
-        <w:rPr>
-          <w:b w:val="0"/>
-          <w:sz w:val="22"/>
-        </w:rPr>
-        <w:t>(d) Serum potassium 6.8 mEq/L</w:t>
-      </w:r>
-    </w:p>
-    <w:p>
-      <w:pPr>
-        <w:spacing w:after="0" w:before="40"/>
-      </w:pPr>
-      <w:r>
-        <w:rPr>
-          <w:b/>
-          <w:sz w:val="22"/>
-        </w:rPr>
-        <w:t>Answer: d</w:t>
-      </w:r>
-    </w:p>
-    <w:p>
-      <w:pPr>
-        <w:spacing w:after="0" w:before="0"/>
-      </w:pPr>
-      <w:r>
-        <w:rPr>
-          <w:b w:val="0"/>
-          <w:sz w:val="21"/>
-        </w:rPr>
-        <w:t>Solution: Hyperkalemia (&gt;5.5 mEq/L) can precipitate lethal cardiac dysrhythmias; potassium 6.8 mEq/L is a critical value that must be reported immediately.</w:t>
-      </w:r>
-    </w:p>
-    <w:p>
-      <w:pPr>
-        <w:spacing w:after="0" w:before="0"/>
-      </w:pPr>
-      <w:r>
-        <w:rPr>
-          <w:b w:val="0"/>
-          <w:sz w:val="20"/>
-        </w:rPr>
-        <w:t>Positive Marks: 1</w:t>
-      </w:r>
-    </w:p>
-    <w:p>
-      <w:pPr>
-        <w:spacing w:after="160" w:before="0"/>
-      </w:pPr>
-      <w:r>
-        <w:rPr>
-          <w:b w:val="0"/>
-          <w:sz w:val="20"/>
-        </w:rPr>
-        <w:t>Negative Marks: 0.25</w:t>
-      </w:r>
-    </w:p>
-    <w:p>
-      <w:pPr>
-        <w:spacing w:after="20" w:before="120"/>
-      </w:pPr>
-      <w:r>
-        <w:rPr>
-          <w:b/>
-          <w:sz w:val="22"/>
-        </w:rPr>
-        <w:t>Question: To perform catheterization, the nurse should place a woman in</w:t>
-      </w:r>
-    </w:p>
-    <w:p>
-      <w:pPr>
-        <w:spacing w:after="0" w:before="0"/>
-      </w:pPr>
-      <w:r>
-        <w:rPr>
-          <w:b w:val="0"/>
-          <w:sz w:val="22"/>
-        </w:rPr>
-        <w:t>(a) Lithotomy position</w:t>
-      </w:r>
-    </w:p>
-    <w:p>
-      <w:pPr>
-        <w:spacing w:after="0" w:before="0"/>
-      </w:pPr>
-      <w:r>
-        <w:rPr>
-          <w:b w:val="0"/>
-          <w:sz w:val="22"/>
-        </w:rPr>
-        <w:t>(b) Trendelenburg position</w:t>
-      </w:r>
-    </w:p>
-    <w:p>
-      <w:pPr>
-        <w:spacing w:after="0" w:before="0"/>
-      </w:pPr>
-      <w:r>
-        <w:rPr>
-          <w:b w:val="0"/>
-          <w:sz w:val="22"/>
-        </w:rPr>
-        <w:t>(c) Dorsal recumbent position</w:t>
-      </w:r>
-    </w:p>
-    <w:p>
-      <w:pPr>
-        <w:spacing w:after="0" w:before="0"/>
-      </w:pPr>
-      <w:r>
-        <w:rPr>
-          <w:b w:val="0"/>
-          <w:sz w:val="22"/>
-        </w:rPr>
-        <w:t>(d) Sim's position</w:t>
-      </w:r>
-    </w:p>
-    <w:p>
-      <w:pPr>
-        <w:spacing w:after="0" w:before="40"/>
-      </w:pPr>
-      <w:r>
-        <w:rPr>
-          <w:b/>
-          <w:sz w:val="22"/>
-        </w:rPr>
-        <w:t>Answer: c</w:t>
-      </w:r>
-    </w:p>
-    <w:p>
-      <w:pPr>
-        <w:spacing w:after="0" w:before="0"/>
-      </w:pPr>
-      <w:r>
-        <w:rPr>
-          <w:b w:val="0"/>
-          <w:sz w:val="21"/>
-        </w:rPr>
-        <w:t>Solution: For urinary catheterization, the woman is placed in the dorsal recumbent position.</w:t>
-      </w:r>
-    </w:p>
-    <w:p>
-      <w:pPr>
-        <w:spacing w:after="0" w:before="0"/>
-      </w:pPr>
-      <w:r>
-        <w:rPr>
-          <w:b w:val="0"/>
-          <w:sz w:val="20"/>
-        </w:rPr>
-        <w:t>Positive Marks: 1</w:t>
-      </w:r>
-    </w:p>
-    <w:p>
-      <w:pPr>
-        <w:spacing w:after="160" w:before="0"/>
-      </w:pPr>
-      <w:r>
-        <w:rPr>
-          <w:b w:val="0"/>
-          <w:sz w:val="20"/>
-        </w:rPr>
-        <w:t>Negative Marks: 0.25</w:t>
-      </w:r>
-    </w:p>
-    <w:p>
-      <w:pPr>
-        <w:spacing w:after="20" w:before="120"/>
-      </w:pPr>
-      <w:r>
-        <w:rPr>
-          <w:b/>
-          <w:sz w:val="22"/>
-        </w:rPr>
-        <w:t>Question: In the acronym 'ASHA' (community health worker program in India), what does 'A' stand for?</w:t>
-      </w:r>
-    </w:p>
-    <w:p>
-      <w:pPr>
-        <w:spacing w:after="0" w:before="0"/>
-      </w:pPr>
-      <w:r>
-        <w:rPr>
-          <w:b w:val="0"/>
-          <w:sz w:val="22"/>
-        </w:rPr>
-        <w:t>(a) Actor</w:t>
-      </w:r>
-    </w:p>
-    <w:p>
-      <w:pPr>
-        <w:spacing w:after="0" w:before="0"/>
-      </w:pPr>
-      <w:r>
-        <w:rPr>
-          <w:b w:val="0"/>
-          <w:sz w:val="22"/>
-        </w:rPr>
-        <w:t>(b) Accredited</w:t>
-      </w:r>
-    </w:p>
-    <w:p>
-      <w:pPr>
-        <w:spacing w:after="0" w:before="0"/>
-      </w:pPr>
-      <w:r>
-        <w:rPr>
-          <w:b w:val="0"/>
-          <w:sz w:val="22"/>
-        </w:rPr>
-        <w:t>(c) Accessory</w:t>
-      </w:r>
-    </w:p>
-    <w:p>
-      <w:pPr>
-        <w:spacing w:after="0" w:before="0"/>
-      </w:pPr>
-      <w:r>
-        <w:rPr>
-          <w:b w:val="0"/>
-          <w:sz w:val="22"/>
-        </w:rPr>
-        <w:t>(d) Automated</w:t>
-      </w:r>
-    </w:p>
-    <w:p>
-      <w:pPr>
-        <w:spacing w:after="0" w:before="40"/>
-      </w:pPr>
-      <w:r>
-        <w:rPr>
-          <w:b/>
-          <w:sz w:val="22"/>
-        </w:rPr>
-        <w:t>Answer: b</w:t>
-      </w:r>
-    </w:p>
-    <w:p>
-      <w:pPr>
-        <w:spacing w:after="0" w:before="0"/>
-      </w:pPr>
-      <w:r>
-        <w:rPr>
-          <w:b w:val="0"/>
-          <w:sz w:val="21"/>
-        </w:rPr>
-        <w:t>Solution: ASHA stands for 'Accredited Social Health Activist', instituted under the National Rural Health Mission (NRHM).</w:t>
-      </w:r>
-    </w:p>
-    <w:p>
-      <w:pPr>
-        <w:spacing w:after="0" w:before="0"/>
-      </w:pPr>
-      <w:r>
-        <w:rPr>
-          <w:b w:val="0"/>
-          <w:sz w:val="20"/>
-        </w:rPr>
-        <w:t>Positive Marks: 1</w:t>
-      </w:r>
-    </w:p>
-    <w:p>
-      <w:pPr>
-        <w:spacing w:after="160" w:before="0"/>
-      </w:pPr>
-      <w:r>
-        <w:rPr>
-          <w:b w:val="0"/>
-          <w:sz w:val="20"/>
-        </w:rPr>
-        <w:t>Negative Marks: 0.25</w:t>
+      <w:r>
+        <w:t xml:space="preserve">Question: The universal donor blood group is</w:t>
+      </w:r>
+    </w:p>
+    <w:p>
+      <w:r>
+        <w:t xml:space="preserve">(a) O negative</w:t>
+      </w:r>
+    </w:p>
+    <w:p>
+      <w:r>
+        <w:t xml:space="preserve">(b) AB positive</w:t>
+      </w:r>
+    </w:p>
+    <w:p>
+      <w:r>
+        <w:t xml:space="preserve">(c) A positive</w:t>
+      </w:r>
+    </w:p>
+    <w:p>
+      <w:r>
+        <w:t xml:space="preserve">(d) B negative</w:t>
+      </w:r>
+    </w:p>
+    <w:p>
+      <w:r>
+        <w:t xml:space="preserve">Answer: a</w:t>
+      </w:r>
+    </w:p>
+    <w:p>
+      <w:r>
+        <w:t xml:space="preserve">Solution: ✅ Correct Answer: a</w:t>
+      </w:r>
+    </w:p>
+    <w:p>
+      <w:r>
+        <w:t xml:space="preserve">🧠 Clinical Rationale: O negative red cells lack A, B, and Rh antigens — so they can be given to recipients of ANY blood group without triggering a major antigen-antibody reaction.</w:t>
+      </w:r>
+    </w:p>
+    <w:p>
+      <w:r>
+        <w:t xml:space="preserve">❌ Why Not Other Options?</w:t>
+      </w:r>
+    </w:p>
+    <w:p>
+      <w:r>
+        <w:t xml:space="preserve">(b) — AB positive is the UNIVERSAL RECIPIENT (can receive any blood), not the donor.</w:t>
+      </w:r>
+    </w:p>
+    <w:p>
+      <w:r>
+        <w:t xml:space="preserve">(c) — A positive can only be given to A and AB recipients.</w:t>
+      </w:r>
+    </w:p>
+    <w:p>
+      <w:r>
+        <w:t xml:space="preserve">(d) — B negative can only be given to B and AB recipients.</w:t>
+      </w:r>
+    </w:p>
+    <w:p>
+      <w:r>
+        <w:t xml:space="preserve">⚠️ Exam Trap: "Universal DONOR = O negative; universal RECIPIENT = AB positive" — the donor-recipient reversal is the classic blood-group trap.</w:t>
+      </w:r>
+    </w:p>
+    <w:p>
+      <w:r>
+        <w:t xml:space="preserve">💎 PNC Pearl: "O negative gives to everyone; AB positive receives from everyone."</w:t>
+      </w:r>
+    </w:p>
+    <w:p>
+      <w:r>
+        <w:t xml:space="preserve">Positive Marks: 1</w:t>
+      </w:r>
+    </w:p>
+    <w:p>
+      <w:r>
+        <w:t xml:space="preserve">Negative Marks: 0.25</w:t>
+      </w:r>
+    </w:p>
+    <w:p>
+      <w:r>
+        <w:t xml:space="preserve"/>
+      </w:r>
+    </w:p>
+    <w:p>
+      <w:r>
+        <w:t xml:space="preserve">Question: While feeding a patient, the nurse should elevate the head of the bed to</w:t>
+      </w:r>
+    </w:p>
+    <w:p>
+      <w:r>
+        <w:t xml:space="preserve">(a) 30-45 degrees to prevent aspiration</w:t>
+      </w:r>
+    </w:p>
+    <w:p>
+      <w:r>
+        <w:t xml:space="preserve">(b) 0 degrees (flat)</w:t>
+      </w:r>
+    </w:p>
+    <w:p>
+      <w:r>
+        <w:t xml:space="preserve">(c) 10 degrees only</w:t>
+      </w:r>
+    </w:p>
+    <w:p>
+      <w:r>
+        <w:t xml:space="preserve">(d) A full vertical position only for suctioning</w:t>
+      </w:r>
+    </w:p>
+    <w:p>
+      <w:r>
+        <w:t xml:space="preserve">Answer: a</w:t>
+      </w:r>
+    </w:p>
+    <w:p>
+      <w:r>
+        <w:t xml:space="preserve">Solution: ✅ Correct Answer: a</w:t>
+      </w:r>
+    </w:p>
+    <w:p>
+      <w:r>
+        <w:t xml:space="preserve">🧠 Clinical Rationale: Elevating the head 30-45 degrees during feeding uses gravity to keep food in the stomach and out of the airway — preventing aspiration.</w:t>
+      </w:r>
+    </w:p>
+    <w:p>
+      <w:r>
+        <w:t xml:space="preserve">❌ Why Not Other Options?</w:t>
+      </w:r>
+    </w:p>
+    <w:p>
+      <w:r>
+        <w:t xml:space="preserve">(b) — Flat positioning increases aspiration risk.</w:t>
+      </w:r>
+    </w:p>
+    <w:p>
+      <w:r>
+        <w:t xml:space="preserve">(c) — 10 degrees is too low for safe feeding.</w:t>
+      </w:r>
+    </w:p>
+    <w:p>
+      <w:r>
+        <w:t xml:space="preserve">(d) — Full vertical is not required just for suctioning.</w:t>
+      </w:r>
+    </w:p>
+    <w:p>
+      <w:r>
+        <w:t xml:space="preserve">⚠️ Exam Trap: "Feed at 30-45 degrees (semi-Fowler's); keep the position 30 minutes after feeding for high-risk patients."</w:t>
+      </w:r>
+    </w:p>
+    <w:p>
+      <w:r>
+        <w:t xml:space="preserve">💎 PNC Pearl: "Thirty to forty-five degrees at mealtime — gravity is the first line against aspiration."</w:t>
+      </w:r>
+    </w:p>
+    <w:p>
+      <w:r>
+        <w:t xml:space="preserve">Positive Marks: 1</w:t>
+      </w:r>
+    </w:p>
+    <w:p>
+      <w:r>
+        <w:t xml:space="preserve">Negative Marks: 0.25</w:t>
+      </w:r>
+    </w:p>
+    <w:p>
+      <w:r>
+        <w:t xml:space="preserve"/>
+      </w:r>
+    </w:p>
+    <w:p>
+      <w:r>
+        <w:t xml:space="preserve">Question: A patient with chronic heart failure should be taught to</w:t>
+      </w:r>
+    </w:p>
+    <w:p>
+      <w:r>
+        <w:t xml:space="preserve">(a) Weigh daily and report a gain of more than 1-2 kg in 24 hours</w:t>
+      </w:r>
+    </w:p>
+    <w:p>
+      <w:r>
+        <w:t xml:space="preserve">(b) Weigh only once a month</w:t>
+      </w:r>
+    </w:p>
+    <w:p>
+      <w:r>
+        <w:t xml:space="preserve">(c) Avoid weighing altogether</w:t>
+      </w:r>
+    </w:p>
+    <w:p>
+      <w:r>
+        <w:t xml:space="preserve">(d) Weigh only after meals</w:t>
+      </w:r>
+    </w:p>
+    <w:p>
+      <w:r>
+        <w:t xml:space="preserve">Answer: a</w:t>
+      </w:r>
+    </w:p>
+    <w:p>
+      <w:r>
+        <w:t xml:space="preserve">Solution: ✅ Correct Answer: a</w:t>
+      </w:r>
+    </w:p>
+    <w:p>
+      <w:r>
+        <w:t xml:space="preserve">🧠 Clinical Rationale: Daily weight at the same time (morning, after voiding, before breakfast) detects fluid retention early — a rapid gain of 1-2 kg in 24 hours signals worsening failure.</w:t>
+      </w:r>
+    </w:p>
+    <w:p>
+      <w:r>
+        <w:t xml:space="preserve">❌ Why Not Other Options?</w:t>
+      </w:r>
+    </w:p>
+    <w:p>
+      <w:r>
+        <w:t xml:space="preserve">(b) — Monthly weighing misses rapid fluid gains.</w:t>
+      </w:r>
+    </w:p>
+    <w:p>
+      <w:r>
+        <w:t xml:space="preserve">(c) — Avoiding weighing removes the best early-warning tool.</w:t>
+      </w:r>
+    </w:p>
+    <w:p>
+      <w:r>
+        <w:t xml:space="preserve">(d) — After-meal weights are unreliable and vary.</w:t>
+      </w:r>
+    </w:p>
+    <w:p>
+      <w:r>
+        <w:t xml:space="preserve">⚠️ Exam Trap: "Weight gain of 1-2 kg in a day (or 2-3 kg in a week) = fluid retention — report immediately." Weight is the most sensitive indicator of HF decompensation.</w:t>
+      </w:r>
+    </w:p>
+    <w:p>
+      <w:r>
+        <w:t xml:space="preserve">💎 PNC Pearl: "The scale is the heart-failure patient's crystal ball — daily, same time, same clothes."</w:t>
+      </w:r>
+    </w:p>
+    <w:p>
+      <w:r>
+        <w:t xml:space="preserve">Positive Marks: 1</w:t>
+      </w:r>
+    </w:p>
+    <w:p>
+      <w:r>
+        <w:t xml:space="preserve">Negative Marks: 0.25</w:t>
+      </w:r>
+    </w:p>
+    <w:p>
+      <w:r>
+        <w:t xml:space="preserve"/>
+      </w:r>
+    </w:p>
+    <w:p>
+      <w:r>
+        <w:t xml:space="preserve">Question: The most common and favourable fetal lie and presentation at term is</w:t>
+      </w:r>
+    </w:p>
+    <w:p>
+      <w:r>
+        <w:t xml:space="preserve">(a) Longitudinal lie with cephalic (vertex) presentation</w:t>
+      </w:r>
+    </w:p>
+    <w:p>
+      <w:r>
+        <w:t xml:space="preserve">(b) Transverse lie</w:t>
+      </w:r>
+    </w:p>
+    <w:p>
+      <w:r>
+        <w:t xml:space="preserve">(c) Oblique lie with breech presentation</w:t>
+      </w:r>
+    </w:p>
+    <w:p>
+      <w:r>
+        <w:t xml:space="preserve">(d) Transverse lie with face presentation</w:t>
+      </w:r>
+    </w:p>
+    <w:p>
+      <w:r>
+        <w:t xml:space="preserve">Answer: a</w:t>
+      </w:r>
+    </w:p>
+    <w:p>
+      <w:r>
+        <w:t xml:space="preserve">Solution: ✅ Correct Answer: a</w:t>
+      </w:r>
+    </w:p>
+    <w:p>
+      <w:r>
+        <w:t xml:space="preserve">🧠 Clinical Rationale: About 96% of term fetuses are longitudinal with a vertex (head-first) presentation — the position that allows the easiest vaginal delivery.</w:t>
+      </w:r>
+    </w:p>
+    <w:p>
+      <w:r>
+        <w:t xml:space="preserve">❌ Why Not Other Options?</w:t>
+      </w:r>
+    </w:p>
+    <w:p>
+      <w:r>
+        <w:t xml:space="preserve">(b) — Transverse lie (shoulder first) cannot deliver vaginally.</w:t>
+      </w:r>
+    </w:p>
+    <w:p>
+      <w:r>
+        <w:t xml:space="preserve">(c) — Breech (buttocks first) is abnormal and complicates delivery.</w:t>
+      </w:r>
+    </w:p>
+    <w:p>
+      <w:r>
+        <w:t xml:space="preserve">(d) — Face presentation is an abnormal cephalic variant.</w:t>
+      </w:r>
+    </w:p>
+    <w:p>
+      <w:r>
+        <w:t xml:space="preserve">⚠️ Exam Trap: "Vertex = head-first + longitudinal = the ideal; LOA (left occiput anterior) is the best position" — the ideal-lie combination is the exam answer.</w:t>
+      </w:r>
+    </w:p>
+    <w:p>
+      <w:r>
+        <w:t xml:space="preserve">💎 PNC Pearl: "Head down, body aligned — the vertex-longitudinal combo is the birthing champion."</w:t>
+      </w:r>
+    </w:p>
+    <w:p>
+      <w:r>
+        <w:t xml:space="preserve">Positive Marks: 1</w:t>
+      </w:r>
+    </w:p>
+    <w:p>
+      <w:r>
+        <w:t xml:space="preserve">Negative Marks: 0.25</w:t>
+      </w:r>
+    </w:p>
+    <w:p>
+      <w:r>
+        <w:t xml:space="preserve"/>
+      </w:r>
+    </w:p>
+    <w:p>
+      <w:r>
+        <w:t xml:space="preserve">Question: Using the "rule of nines" in a child, the head and neck represent approximately</w:t>
+      </w:r>
+    </w:p>
+    <w:p>
+      <w:r>
+        <w:t xml:space="preserve">(a) 18% of the body surface area</w:t>
+      </w:r>
+    </w:p>
+    <w:p>
+      <w:r>
+        <w:t xml:space="preserve">(b) 9% of the body surface area</w:t>
+      </w:r>
+    </w:p>
+    <w:p>
+      <w:r>
+        <w:t xml:space="preserve">(c) 36% of the body surface area</w:t>
+      </w:r>
+    </w:p>
+    <w:p>
+      <w:r>
+        <w:t xml:space="preserve">(d) 1% of the body surface area</w:t>
+      </w:r>
+    </w:p>
+    <w:p>
+      <w:r>
+        <w:t xml:space="preserve">Answer: a</w:t>
+      </w:r>
+    </w:p>
+    <w:p>
+      <w:r>
+        <w:t xml:space="preserve">Solution: ✅ Correct Answer: a</w:t>
+      </w:r>
+    </w:p>
+    <w:p>
+      <w:r>
+        <w:t xml:space="preserve">🧠 Clinical Rationale: In children the head and neck are about 18% of BSA (larger relative to adults, whose head is 9%) — each lower limb is about 14% in children.</w:t>
+      </w:r>
+    </w:p>
+    <w:p>
+      <w:r>
+        <w:t xml:space="preserve">❌ Why Not Other Options?</w:t>
+      </w:r>
+    </w:p>
+    <w:p>
+      <w:r>
+        <w:t xml:space="preserve">(b) — 9% is the ADULT head percentage — the classic trap.</w:t>
+      </w:r>
+    </w:p>
+    <w:p>
+      <w:r>
+        <w:t xml:space="preserve">(c) — 36% would be two adult heads.</w:t>
+      </w:r>
+    </w:p>
+    <w:p>
+      <w:r>
+        <w:t xml:space="preserve">(d) — 1% approximates the perineum/genital area.</w:t>
+      </w:r>
+    </w:p>
+    <w:p>
+      <w:r>
+        <w:t xml:space="preserve">⚠️ Exam Trap: "Child rule of nines: head 18%, each leg 14%; adult: head 9%, each leg 18%" — the head-leg swap between adults and children is the exam point.</w:t>
+      </w:r>
+    </w:p>
+    <w:p>
+      <w:r>
+        <w:t xml:space="preserve">💎 PNC Pearl: "Kids have big heads: 18% vs the adult's 9% — and smaller legs to match."</w:t>
+      </w:r>
+    </w:p>
+    <w:p>
+      <w:r>
+        <w:t xml:space="preserve">Positive Marks: 1</w:t>
+      </w:r>
+    </w:p>
+    <w:p>
+      <w:r>
+        <w:t xml:space="preserve">Negative Marks: 0.25</w:t>
+      </w:r>
+    </w:p>
+    <w:p>
+      <w:r>
+        <w:t xml:space="preserve"/>
+      </w:r>
+    </w:p>
+    <w:p>
+      <w:r>
+        <w:t xml:space="preserve">Question: A patient with agoraphobia is most fearful of</w:t>
+      </w:r>
+    </w:p>
+    <w:p>
+      <w:r>
+        <w:t xml:space="preserve">(a) Open or public places where escape may be difficult</w:t>
+      </w:r>
+    </w:p>
+    <w:p>
+      <w:r>
+        <w:t xml:space="preserve">(b) Small enclosed rooms</w:t>
+      </w:r>
+    </w:p>
+    <w:p>
+      <w:r>
+        <w:t xml:space="preserve">(c) Heights only</w:t>
+      </w:r>
+    </w:p>
+    <w:p>
+      <w:r>
+        <w:t xml:space="preserve">(d) Water only</w:t>
+      </w:r>
+    </w:p>
+    <w:p>
+      <w:r>
+        <w:t xml:space="preserve">Answer: a</w:t>
+      </w:r>
+    </w:p>
+    <w:p>
+      <w:r>
+        <w:t xml:space="preserve">Solution: ✅ Correct Answer: a</w:t>
+      </w:r>
+    </w:p>
+    <w:p>
+      <w:r>
+        <w:t xml:space="preserve">🧠 Clinical Rationale: Agoraphobia is the fear of being in open, crowded, or unfamiliar places where help or escape may be hard to find.</w:t>
+      </w:r>
+    </w:p>
+    <w:p>
+      <w:r>
+        <w:t xml:space="preserve">❌ Why Not Other Options?</w:t>
+      </w:r>
+    </w:p>
+    <w:p>
+      <w:r>
+        <w:t xml:space="preserve">(b) — Fear of small enclosed rooms is CLAUSTROPHOBIA.</w:t>
+      </w:r>
+    </w:p>
+    <w:p>
+      <w:r>
+        <w:t xml:space="preserve">(c) — Fear of heights is ACROPHOBIA.</w:t>
+      </w:r>
+    </w:p>
+    <w:p>
+      <w:r>
+        <w:t xml:space="preserve">(d) — Fear of water is HYDROPHOBIA.</w:t>
+      </w:r>
+    </w:p>
+    <w:p>
+      <w:r>
+        <w:t xml:space="preserve">⚠️ Exam Trap: Phobia names — "agora = open spaces/markets, claustro = closed spaces, acro = heights, aqua = water" — the Greek root tells the fear.</w:t>
+      </w:r>
+    </w:p>
+    <w:p>
+      <w:r>
+        <w:t xml:space="preserve">💎 PNC Pearl: "Agora means marketplace — the agoraphobic fears open, crowded spaces where escape feels impossible."</w:t>
+      </w:r>
+    </w:p>
+    <w:p>
+      <w:r>
+        <w:t xml:space="preserve">Positive Marks: 1</w:t>
+      </w:r>
+    </w:p>
+    <w:p>
+      <w:r>
+        <w:t xml:space="preserve">Negative Marks: 0.25</w:t>
+      </w:r>
+    </w:p>
+    <w:p>
+      <w:r>
+        <w:t xml:space="preserve"/>
+      </w:r>
+    </w:p>
+    <w:p>
+      <w:r>
+        <w:t xml:space="preserve">Question: The National Tobacco Control Programme primarily aims at</w:t>
+      </w:r>
+    </w:p>
+    <w:p>
+      <w:r>
+        <w:t xml:space="preserve">(a) Reducing tobacco consumption and its health effects</w:t>
+      </w:r>
+    </w:p>
+    <w:p>
+      <w:r>
+        <w:t xml:space="preserve">(b) Promoting tobacco exports</w:t>
+      </w:r>
+    </w:p>
+    <w:p>
+      <w:r>
+        <w:t xml:space="preserve">(c) Providing free cigarettes</w:t>
+      </w:r>
+    </w:p>
+    <w:p>
+      <w:r>
+        <w:t xml:space="preserve">(d) Building tobacco factories</w:t>
+      </w:r>
+    </w:p>
+    <w:p>
+      <w:r>
+        <w:t xml:space="preserve">Answer: a</w:t>
+      </w:r>
+    </w:p>
+    <w:p>
+      <w:r>
+        <w:t xml:space="preserve">Solution: ✅ Correct Answer: a</w:t>
+      </w:r>
+    </w:p>
+    <w:p>
+      <w:r>
+        <w:t xml:space="preserve">🧠 Clinical Rationale: The programme focuses on awareness, enforcement of the COTPA Act, and support for tobacco cessation — reducing tobacco use and its health burden.</w:t>
+      </w:r>
+    </w:p>
+    <w:p>
+      <w:r>
+        <w:t xml:space="preserve">❌ Why Not Other Options?</w:t>
+      </w:r>
+    </w:p>
+    <w:p>
+      <w:r>
+        <w:t xml:space="preserve">(b) — The programme does not promote exports.</w:t>
+      </w:r>
+    </w:p>
+    <w:p>
+      <w:r>
+        <w:t xml:space="preserve">(c) — Free cigarettes contradict the goal.</w:t>
+      </w:r>
+    </w:p>
+    <w:p>
+      <w:r>
+        <w:t xml:space="preserve">(d) — Factories are not part of the programme.</w:t>
+      </w:r>
+    </w:p>
+    <w:p>
+      <w:r>
+        <w:t xml:space="preserve">⚠️ Exam Trap: "NTCP = awareness + COTPA enforcement + cessation help; tobacco is the leading preventable cause of death."</w:t>
+      </w:r>
+    </w:p>
+    <w:p>
+      <w:r>
+        <w:t xml:space="preserve">💎 PNC Pearl: "NTCP fights the leaf that kills — awareness, law, and quitting support."</w:t>
+      </w:r>
+    </w:p>
+    <w:p>
+      <w:r>
+        <w:t xml:space="preserve">Positive Marks: 1</w:t>
+      </w:r>
+    </w:p>
+    <w:p>
+      <w:r>
+        <w:t xml:space="preserve">Negative Marks: 0.25</w:t>
+      </w:r>
+    </w:p>
+    <w:p>
+      <w:r>
+        <w:t xml:space="preserve"/>
+      </w:r>
+    </w:p>
+    <w:p>
+      <w:r>
+        <w:t xml:space="preserve">Question: Oral iron supplements are best absorbed when taken with</w:t>
+      </w:r>
+    </w:p>
+    <w:p>
+      <w:r>
+        <w:t xml:space="preserve">(a) Vitamin C or citrus juice</w:t>
+      </w:r>
+    </w:p>
+    <w:p>
+      <w:r>
+        <w:t xml:space="preserve">(b) Milk and dairy products</w:t>
+      </w:r>
+    </w:p>
+    <w:p>
+      <w:r>
+        <w:t xml:space="preserve">(c) Tea or coffee</w:t>
+      </w:r>
+    </w:p>
+    <w:p>
+      <w:r>
+        <w:t xml:space="preserve">(d) Antacids</w:t>
+      </w:r>
+    </w:p>
+    <w:p>
+      <w:r>
+        <w:t xml:space="preserve">Answer: a</w:t>
+      </w:r>
+    </w:p>
+    <w:p>
+      <w:r>
+        <w:t xml:space="preserve">Solution: ✅ Correct Answer: a</w:t>
+      </w:r>
+    </w:p>
+    <w:p>
+      <w:r>
+        <w:t xml:space="preserve">🧠 Clinical Rationale: Vitamin C enhances iron absorption (converts iron to the absorbable ferrous form); milk, tea, and antacids DECREASE absorption.</w:t>
+      </w:r>
+    </w:p>
+    <w:p>
+      <w:r>
+        <w:t xml:space="preserve">❌ Why Not Other Options?</w:t>
+      </w:r>
+    </w:p>
+    <w:p>
+      <w:r>
+        <w:t xml:space="preserve">(b) — Milk's calcium and phosphate block iron absorption.</w:t>
+      </w:r>
+    </w:p>
+    <w:p>
+      <w:r>
+        <w:t xml:space="preserve">(c) — Tea's tannins bind iron and block absorption.</w:t>
+      </w:r>
+    </w:p>
+    <w:p>
+      <w:r>
+        <w:t xml:space="preserve">(d) — Antacids reduce gastric acid needed for iron absorption.</w:t>
+      </w:r>
+    </w:p>
+    <w:p>
+      <w:r>
+        <w:t xml:space="preserve">⚠️ Exam Trap: "Iron + vitamin C/citrus = better; iron + tea/milk/antacids = worse" — the absorption enhancers-vs-blockers list is a medication-teaching favourite.</w:t>
+      </w:r>
+    </w:p>
+    <w:p>
+      <w:r>
+        <w:t xml:space="preserve">💎 PNC Pearl: "Orange juice is iron's wingman; tea and milk are its saboteurs."</w:t>
+      </w:r>
+    </w:p>
+    <w:p>
+      <w:r>
+        <w:t xml:space="preserve">Positive Marks: 1</w:t>
+      </w:r>
+    </w:p>
+    <w:p>
+      <w:r>
+        <w:t xml:space="preserve">Negative Marks: 0.25</w:t>
+      </w:r>
+    </w:p>
+    <w:p>
+      <w:r>
+        <w:t xml:space="preserve"/>
+      </w:r>
+    </w:p>
+    <w:p>
+      <w:r>
+        <w:t xml:space="preserve">Question: A patient on nasogastric suction should be monitored for</w:t>
+      </w:r>
+    </w:p>
+    <w:p>
+      <w:r>
+        <w:t xml:space="preserve">(a) Fluid and electrolyte imbalance</w:t>
+      </w:r>
+    </w:p>
+    <w:p>
+      <w:r>
+        <w:t xml:space="preserve">(b) Weight gain</w:t>
+      </w:r>
+    </w:p>
+    <w:p>
+      <w:r>
+        <w:t xml:space="preserve">(c) Hyperglycemia</w:t>
+      </w:r>
+    </w:p>
+    <w:p>
+      <w:r>
+        <w:t xml:space="preserve">(d) Hypertension</w:t>
+      </w:r>
+    </w:p>
+    <w:p>
+      <w:r>
+        <w:t xml:space="preserve">Answer: a</w:t>
+      </w:r>
+    </w:p>
+    <w:p>
+      <w:r>
+        <w:t xml:space="preserve">Solution: ✅ Correct Answer: a</w:t>
+      </w:r>
+    </w:p>
+    <w:p>
+      <w:r>
+        <w:t xml:space="preserve">🧠 Clinical Rationale: NG suction removes gastric fluid rich in potassium and acid — large losses cause dehydration and hypokalemia, so electrolytes and intake-output are monitored.</w:t>
+      </w:r>
+    </w:p>
+    <w:p>
+      <w:r>
+        <w:t xml:space="preserve">❌ Why Not Other Options?</w:t>
+      </w:r>
+    </w:p>
+    <w:p>
+      <w:r>
+        <w:t xml:space="preserve">(b) — Weight gain is not expected from NG suction.</w:t>
+      </w:r>
+    </w:p>
+    <w:p>
+      <w:r>
+        <w:t xml:space="preserve">(c) — Hyperglycemia is unrelated.</w:t>
+      </w:r>
+    </w:p>
+    <w:p>
+      <w:r>
+        <w:t xml:space="preserve">(d) — Hypertension is not the risk (hypotension from volume loss is).</w:t>
+      </w:r>
+    </w:p>
+    <w:p>
+      <w:r>
+        <w:t xml:space="preserve">⚠️ Exam Trap: "NG suction = watch K+ and hydration — replace losses with IV fluids; check serum electrolytes regularly."</w:t>
+      </w:r>
+    </w:p>
+    <w:p>
+      <w:r>
+        <w:t xml:space="preserve">💎 PNC Pearl: "Suction pulls out potassium with the stomach juice — replace what the tube takes."</w:t>
+      </w:r>
+    </w:p>
+    <w:p>
+      <w:r>
+        <w:t xml:space="preserve">Positive Marks: 1</w:t>
+      </w:r>
+    </w:p>
+    <w:p>
+      <w:r>
+        <w:t xml:space="preserve">Negative Marks: 0.25</w:t>
+      </w:r>
+    </w:p>
+    <w:p>
+      <w:r>
+        <w:t xml:space="preserve"/>
+      </w:r>
+    </w:p>
+    <w:p>
+      <w:r>
+        <w:t xml:space="preserve">Question: Syphilis is caused by</w:t>
+      </w:r>
+    </w:p>
+    <w:p>
+      <w:r>
+        <w:t xml:space="preserve">(a) Treponema pallidum</w:t>
+      </w:r>
+    </w:p>
+    <w:p>
+      <w:r>
+        <w:t xml:space="preserve">(b) Neisseria gonorrhoeae</w:t>
+      </w:r>
+    </w:p>
+    <w:p>
+      <w:r>
+        <w:t xml:space="preserve">(c) Chlamydia trachomatis</w:t>
+      </w:r>
+    </w:p>
+    <w:p>
+      <w:r>
+        <w:t xml:space="preserve">(d) Herpes simplex virus</w:t>
+      </w:r>
+    </w:p>
+    <w:p>
+      <w:r>
+        <w:t xml:space="preserve">Answer: a</w:t>
+      </w:r>
+    </w:p>
+    <w:p>
+      <w:r>
+        <w:t xml:space="preserve">Solution: ✅ Correct Answer: a</w:t>
+      </w:r>
+    </w:p>
+    <w:p>
+      <w:r>
+        <w:t xml:space="preserve">🧠 Clinical Rationale: Treponema pallidum, a spirochete, causes syphilis — transmitted mainly by sexual contact, with primary chancre, secondary rash, and late organ damage.</w:t>
+      </w:r>
+    </w:p>
+    <w:p>
+      <w:r>
+        <w:t xml:space="preserve">❌ Why Not Other Options?</w:t>
+      </w:r>
+    </w:p>
+    <w:p>
+      <w:r>
+        <w:t xml:space="preserve">(b) — N. gonorrhoeae causes gonorrhea.</w:t>
+      </w:r>
+    </w:p>
+    <w:p>
+      <w:r>
+        <w:t xml:space="preserve">(c) — Chlamydia trachomatis causes chlamydia.</w:t>
+      </w:r>
+    </w:p>
+    <w:p>
+      <w:r>
+        <w:t xml:space="preserve">(d) — HSV causes genital herpes.</w:t>
+      </w:r>
+    </w:p>
+    <w:p>
+      <w:r>
+        <w:t xml:space="preserve">⚠️ Exam Trap: STD organism matching — "syphilis = Treponema (chancre), gonorrhea = Neisseria (gram-negative diplococcus), chlamydia = Chlamydia" — the pairing is a standard microbiology question.</w:t>
+      </w:r>
+    </w:p>
+    <w:p>
+      <w:r>
+        <w:t xml:space="preserve">💎 PNC Pearl: "Syphilis is Treponema's work — the painless chancre is its calling card."</w:t>
+      </w:r>
+    </w:p>
+    <w:p>
+      <w:r>
+        <w:t xml:space="preserve">Positive Marks: 1</w:t>
+      </w:r>
+    </w:p>
+    <w:p>
+      <w:r>
+        <w:t xml:space="preserve">Negative Marks: 0.25</w:t>
+      </w:r>
+    </w:p>
+    <w:p>
+      <w:r>
+        <w:t xml:space="preserve">Question: A patient with ascites due to cirrhosis should be positioned in</w:t>
+      </w:r>
+    </w:p>
+    <w:p>
+      <w:r>
+        <w:t xml:space="preserve">(a) Semi-Fowler's position to ease breathing</w:t>
+      </w:r>
+    </w:p>
+    <w:p>
+      <w:r>
+        <w:t xml:space="preserve">(b) Flat supine position</w:t>
+      </w:r>
+    </w:p>
+    <w:p>
+      <w:r>
+        <w:t xml:space="preserve">(c) Prone position</w:t>
+      </w:r>
+    </w:p>
+    <w:p>
+      <w:r>
+        <w:t xml:space="preserve">(d) Trendelenburg position</w:t>
+      </w:r>
+    </w:p>
+    <w:p>
+      <w:r>
+        <w:t xml:space="preserve">Answer: a</w:t>
+      </w:r>
+    </w:p>
+    <w:p>
+      <w:r>
+        <w:t xml:space="preserve">Solution: ✅ Correct Answer: a</w:t>
+      </w:r>
+    </w:p>
+    <w:p>
+      <w:r>
+        <w:t xml:space="preserve">🧠 Clinical Rationale: Semi-Fowler's position reduces pressure on the diaphragm from ascitic fluid — making breathing easier in a patient with a tense abdomen.</w:t>
+      </w:r>
+    </w:p>
+    <w:p>
+      <w:r>
+        <w:t xml:space="preserve">❌ Why Not Other Options?</w:t>
+      </w:r>
+    </w:p>
+    <w:p>
+      <w:r>
+        <w:t xml:space="preserve">(b) — Flat supine lets ascitic fluid push up on the diaphragm, worsening breathing.</w:t>
+      </w:r>
+    </w:p>
+    <w:p>
+      <w:r>
+        <w:t xml:space="preserve">(c) — Prone is uncomfortable with a distended abdomen.</w:t>
+      </w:r>
+    </w:p>
+    <w:p>
+      <w:r>
+        <w:t xml:space="preserve">(d) — Trendelenburg (head-down) increases abdominal pressure on the diaphragm.</w:t>
+      </w:r>
+    </w:p>
+    <w:p>
+      <w:r>
+        <w:t xml:space="preserve">⚠️ Exam Trap: "Ascites + dyspnea = sit the patient up (semi-Fowler's)" — the upright position is the comfort measure in tense ascites.</w:t>
+      </w:r>
+    </w:p>
+    <w:p>
+      <w:r>
+        <w:t xml:space="preserve">💎 PNC Pearl: "A belly full of fluid needs an upright patient — let gravity pull it away from the lungs."</w:t>
+      </w:r>
+    </w:p>
+    <w:p>
+      <w:r>
+        <w:t xml:space="preserve">Positive Marks: 1</w:t>
+      </w:r>
+    </w:p>
+    <w:p>
+      <w:r>
+        <w:t xml:space="preserve">Negative Marks: 0.25</w:t>
+      </w:r>
+    </w:p>
+    <w:p>
+      <w:r>
+        <w:t xml:space="preserve"/>
+      </w:r>
+    </w:p>
+    <w:p>
+      <w:r>
+        <w:t xml:space="preserve">Question: The nurse teaches a patient with asthma to use a spacer with a metered-dose inhaler because a spacer</w:t>
+      </w:r>
+    </w:p>
+    <w:p>
+      <w:r>
+        <w:t xml:space="preserve">(a) Improves drug deposition in the lungs and reduces oropharyngeal side effects</w:t>
+      </w:r>
+    </w:p>
+    <w:p>
+      <w:r>
+        <w:t xml:space="preserve">(b) Increases the drug's strength</w:t>
+      </w:r>
+    </w:p>
+    <w:p>
+      <w:r>
+        <w:t xml:space="preserve">(c) Sedates the patient</w:t>
+      </w:r>
+    </w:p>
+    <w:p>
+      <w:r>
+        <w:t xml:space="preserve">(d) Prevents the inhaler from working</w:t>
+      </w:r>
+    </w:p>
+    <w:p>
+      <w:r>
+        <w:t xml:space="preserve">Answer: a</w:t>
+      </w:r>
+    </w:p>
+    <w:p>
+      <w:r>
+        <w:t xml:space="preserve">Solution: ✅ Correct Answer: a</w:t>
+      </w:r>
+    </w:p>
+    <w:p>
+      <w:r>
+        <w:t xml:space="preserve">🧠 Clinical Rationale: A spacer slows the aerosol, delivering more drug to the airways and less to the mouth and throat — improving lung deposition and reducing side effects like oral thrush and hoarseness.</w:t>
+      </w:r>
+    </w:p>
+    <w:p>
+      <w:r>
+        <w:t xml:space="preserve">❌ Why Not Other Options?</w:t>
+      </w:r>
+    </w:p>
+    <w:p>
+      <w:r>
+        <w:t xml:space="preserve">(b) — The spacer does not change drug strength.</w:t>
+      </w:r>
+    </w:p>
+    <w:p>
+      <w:r>
+        <w:t xml:space="preserve">(c) — It has no sedative effect.</w:t>
+      </w:r>
+    </w:p>
+    <w:p>
+      <w:r>
+        <w:t xml:space="preserve">(d) — It helps the inhaler work properly.</w:t>
+      </w:r>
+    </w:p>
+    <w:p>
+      <w:r>
+        <w:t xml:space="preserve">⚠️ Exam Trap: "Spacer = better lung delivery + fewer oral side effects (thrush, dysphonia); rinse the mouth after steroid inhalers."</w:t>
+      </w:r>
+    </w:p>
+    <w:p>
+      <w:r>
+        <w:t xml:space="preserve">💎 PNC Pearl: "The spacer parks the puff in the lungs instead of the tongue — and spares the mouth."</w:t>
+      </w:r>
+    </w:p>
+    <w:p>
+      <w:r>
+        <w:t xml:space="preserve">Positive Marks: 1</w:t>
+      </w:r>
+    </w:p>
+    <w:p>
+      <w:r>
+        <w:t xml:space="preserve">Negative Marks: 0.25</w:t>
+      </w:r>
+    </w:p>
+    <w:p>
+      <w:r>
+        <w:t xml:space="preserve"/>
+      </w:r>
+    </w:p>
+    <w:p>
+      <w:r>
+        <w:t xml:space="preserve">Question: A Colles' fracture is a fracture of the</w:t>
+      </w:r>
+    </w:p>
+    <w:p>
+      <w:r>
+        <w:t xml:space="preserve">(a) Distal radius just above the wrist</w:t>
+      </w:r>
+    </w:p>
+    <w:p>
+      <w:r>
+        <w:t xml:space="preserve">(b) Neck of the femur</w:t>
+      </w:r>
+    </w:p>
+    <w:p>
+      <w:r>
+        <w:t xml:space="preserve">(c) Shaft of the tibia</w:t>
+      </w:r>
+    </w:p>
+    <w:p>
+      <w:r>
+        <w:t xml:space="preserve">(d) Body of the sternum</w:t>
+      </w:r>
+    </w:p>
+    <w:p>
+      <w:r>
+        <w:t xml:space="preserve">Answer: a</w:t>
+      </w:r>
+    </w:p>
+    <w:p>
+      <w:r>
+        <w:t xml:space="preserve">Solution: ✅ Correct Answer: a</w:t>
+      </w:r>
+    </w:p>
+    <w:p>
+      <w:r>
+        <w:t xml:space="preserve">🧠 Clinical Rationale: A Colles' fracture is a transverse fracture of the DISTAL RADIUS, typically from a fall on an outstretched hand — producing the 'dinner fork' deformity.</w:t>
+      </w:r>
+    </w:p>
+    <w:p>
+      <w:r>
+        <w:t xml:space="preserve">❌ Why Not Other Options?</w:t>
+      </w:r>
+    </w:p>
+    <w:p>
+      <w:r>
+        <w:t xml:space="preserve">(b) — Femoral neck fracture is a hip fracture (elderly, falls).</w:t>
+      </w:r>
+    </w:p>
+    <w:p>
+      <w:r>
+        <w:t xml:space="preserve">(c) — Tibial shaft fractures are from direct trauma.</w:t>
+      </w:r>
+    </w:p>
+    <w:p>
+      <w:r>
+        <w:t xml:space="preserve">(d) — Sternal fractures are from chest trauma.</w:t>
+      </w:r>
+    </w:p>
+    <w:p>
+      <w:r>
+        <w:t xml:space="preserve">⚠️ Exam Trap: "Colles' = distal radius + dinner-fork deformity; the classic fall is onto an outstretched hand."</w:t>
+      </w:r>
+    </w:p>
+    <w:p>
+      <w:r>
+        <w:t xml:space="preserve">💎 PNC Pearl: "A dinner-fork wrist after a fall = Colles' fracture of the distal radius."</w:t>
+      </w:r>
+    </w:p>
+    <w:p>
+      <w:r>
+        <w:t xml:space="preserve">Positive Marks: 1</w:t>
+      </w:r>
+    </w:p>
+    <w:p>
+      <w:r>
+        <w:t xml:space="preserve">Negative Marks: 0.25</w:t>
+      </w:r>
+    </w:p>
+    <w:p>
+      <w:r>
+        <w:t xml:space="preserve"/>
+      </w:r>
+    </w:p>
+    <w:p>
+      <w:r>
+        <w:t xml:space="preserve">Question: The vital signs of a patient with high-grade fever should be monitored</w:t>
+      </w:r>
+    </w:p>
+    <w:p>
+      <w:r>
+        <w:t xml:space="preserve">(a) Every 4 hours or more often as needed</w:t>
+      </w:r>
+    </w:p>
+    <w:p>
+      <w:r>
+        <w:t xml:space="preserve">(b) Only once a day</w:t>
+      </w:r>
+    </w:p>
+    <w:p>
+      <w:r>
+        <w:t xml:space="preserve">(c) Only once a week</w:t>
+      </w:r>
+    </w:p>
+    <w:p>
+      <w:r>
+        <w:t xml:space="preserve">(d) Only at the time of discharge</w:t>
+      </w:r>
+    </w:p>
+    <w:p>
+      <w:r>
+        <w:t xml:space="preserve">Answer: a</w:t>
+      </w:r>
+    </w:p>
+    <w:p>
+      <w:r>
+        <w:t xml:space="preserve">Solution: ✅ Correct Answer: a</w:t>
+      </w:r>
+    </w:p>
+    <w:p>
+      <w:r>
+        <w:t xml:space="preserve">🧠 Clinical Rationale: In fever, vital signs are checked every 4 hours — or more frequently if the temperature is high, unstable, or the patient's condition is changing.</w:t>
+      </w:r>
+    </w:p>
+    <w:p>
+      <w:r>
+        <w:t xml:space="preserve">❌ Why Not Other Options?</w:t>
+      </w:r>
+    </w:p>
+    <w:p>
+      <w:r>
+        <w:t xml:space="preserve">(b) — Once a day misses rapid changes in high fever.</w:t>
+      </w:r>
+    </w:p>
+    <w:p>
+      <w:r>
+        <w:t xml:space="preserve">(c) — Weekly monitoring is dangerously infrequent.</w:t>
+      </w:r>
+    </w:p>
+    <w:p>
+      <w:r>
+        <w:t xml:space="preserve">(d) — Discharge-only monitoring misses the illness course.</w:t>
+      </w:r>
+    </w:p>
+    <w:p>
+      <w:r>
+        <w:t xml:space="preserve">⚠️ Exam Trap: "Fever → vital signs q4h; high/unstable fever → more often (q1-2h); also watch for dehydration and febrile convulsions in children."</w:t>
+      </w:r>
+    </w:p>
+    <w:p>
+      <w:r>
+        <w:t xml:space="preserve">💎 PNC Pearl: "Every four hours the thermometer speaks — more often when the fever rages."</w:t>
+      </w:r>
+    </w:p>
+    <w:p>
+      <w:r>
+        <w:t xml:space="preserve">Positive Marks: 1</w:t>
+      </w:r>
+    </w:p>
+    <w:p>
+      <w:r>
+        <w:t xml:space="preserve">Negative Marks: 0.25</w:t>
+      </w:r>
+    </w:p>
+    <w:p>
+      <w:r>
+        <w:t xml:space="preserve"/>
+      </w:r>
+    </w:p>
+    <w:p>
+      <w:r>
+        <w:t xml:space="preserve">Question: Naegele's rule is used to calculate the</w:t>
+      </w:r>
+    </w:p>
+    <w:p>
+      <w:r>
+        <w:t xml:space="preserve">(a) Expected date of delivery</w:t>
+      </w:r>
+    </w:p>
+    <w:p>
+      <w:r>
+        <w:t xml:space="preserve">(b) Weight of the fetus</w:t>
+      </w:r>
+    </w:p>
+    <w:p>
+      <w:r>
+        <w:t xml:space="preserve">(c) Blood group of the fetus</w:t>
+      </w:r>
+    </w:p>
+    <w:p>
+      <w:r>
+        <w:t xml:space="preserve">(d) Size of the uterus</w:t>
+      </w:r>
+    </w:p>
+    <w:p>
+      <w:r>
+        <w:t xml:space="preserve">Answer: a</w:t>
+      </w:r>
+    </w:p>
+    <w:p>
+      <w:r>
+        <w:t xml:space="preserve">Solution: ✅ Correct Answer: a</w:t>
+      </w:r>
+    </w:p>
+    <w:p>
+      <w:r>
+        <w:t xml:space="preserve">🧠 Clinical Rationale: Naegele's rule estimates the EDD by adding 9 months and 7 days to the first day of the last menstrual period (LMP − 3 months + 7 days + 1 year).</w:t>
+      </w:r>
+    </w:p>
+    <w:p>
+      <w:r>
+        <w:t xml:space="preserve">❌ Why Not Other Options?</w:t>
+      </w:r>
+    </w:p>
+    <w:p>
+      <w:r>
+        <w:t xml:space="preserve">(b) — Fetal weight is estimated by ultrasound.</w:t>
+      </w:r>
+    </w:p>
+    <w:p>
+      <w:r>
+        <w:t xml:space="preserve">(c) — Blood group is determined by testing.</w:t>
+      </w:r>
+    </w:p>
+    <w:p>
+      <w:r>
+        <w:t xml:space="preserve">(d) — Uterine size is assessed by palpation/fundal height.</w:t>
+      </w:r>
+    </w:p>
+    <w:p>
+      <w:r>
+        <w:t xml:space="preserve">⚠️ Exam Trap: "EDD = LMP − 3 months + 7 days + 1 year (Naegele's rule)" — the formula is the exam answer; it assumes a 28-day cycle.</w:t>
+      </w:r>
+    </w:p>
+    <w:p>
+      <w:r>
+        <w:t xml:space="preserve">💎 PNC Pearl: "Take the LMP, go back three months, add seven days — the due date appears."</w:t>
+      </w:r>
+    </w:p>
+    <w:p>
+      <w:r>
+        <w:t xml:space="preserve">Positive Marks: 1</w:t>
+      </w:r>
+    </w:p>
+    <w:p>
+      <w:r>
+        <w:t xml:space="preserve">Negative Marks: 0.25</w:t>
+      </w:r>
+    </w:p>
+    <w:p>
+      <w:r>
+        <w:t xml:space="preserve"/>
+      </w:r>
+    </w:p>
+    <w:p>
+      <w:r>
+        <w:t xml:space="preserve">Question: A child with acute laryngotracheobronchitis (croup) should be given</w:t>
+      </w:r>
+    </w:p>
+    <w:p>
+      <w:r>
+        <w:t xml:space="preserve">(a) Cool mist or steam inhalation</w:t>
+      </w:r>
+    </w:p>
+    <w:p>
+      <w:r>
+        <w:t xml:space="preserve">(b) Hot dry air</w:t>
+      </w:r>
+    </w:p>
+    <w:p>
+      <w:r>
+        <w:t xml:space="preserve">(c) Cold drinks to soothe the throat</w:t>
+      </w:r>
+    </w:p>
+    <w:p>
+      <w:r>
+        <w:t xml:space="preserve">(d) Heavy feeding immediately</w:t>
+      </w:r>
+    </w:p>
+    <w:p>
+      <w:r>
+        <w:t xml:space="preserve">Answer: a</w:t>
+      </w:r>
+    </w:p>
+    <w:p>
+      <w:r>
+        <w:t xml:space="preserve">Solution: ✅ Correct Answer: a</w:t>
+      </w:r>
+    </w:p>
+    <w:p>
+      <w:r>
+        <w:t xml:space="preserve">🧠 Clinical Rationale: Cool mist reduces laryngeal edema and eases the barking cough of croup; the child is kept calm and observed for stridor.</w:t>
+      </w:r>
+    </w:p>
+    <w:p>
+      <w:r>
+        <w:t xml:space="preserve">❌ Why Not Other Options?</w:t>
+      </w:r>
+    </w:p>
+    <w:p>
+      <w:r>
+        <w:t xml:space="preserve">(b) — Hot dry air worsens airway drying.</w:t>
+      </w:r>
+    </w:p>
+    <w:p>
+      <w:r>
+        <w:t xml:space="preserve">(c) — Cold drinks do not treat laryngeal edema.</w:t>
+      </w:r>
+    </w:p>
+    <w:p>
+      <w:r>
+        <w:t xml:space="preserve">(d) — Heavy feeding risks aspiration and agitation.</w:t>
+      </w:r>
+    </w:p>
+    <w:p>
+      <w:r>
+        <w:t xml:space="preserve">⚠️ Exam Trap: "Croup = cool mist + calm + observe; stridor at rest = severe → urgent care (epinephrine/steroids)."</w:t>
+      </w:r>
+    </w:p>
+    <w:p>
+      <w:r>
+        <w:t xml:space="preserve">💎 PNC Pearl: "A barking cough loves cool mist — calm and moisture shrink the swollen voice box."</w:t>
+      </w:r>
+    </w:p>
+    <w:p>
+      <w:r>
+        <w:t xml:space="preserve">Positive Marks: 1</w:t>
+      </w:r>
+    </w:p>
+    <w:p>
+      <w:r>
+        <w:t xml:space="preserve">Negative Marks: 0.25</w:t>
+      </w:r>
+    </w:p>
+    <w:p>
+      <w:r>
+        <w:t xml:space="preserve"/>
+      </w:r>
+    </w:p>
+    <w:p>
+      <w:r>
+        <w:t xml:space="preserve">Question: "Sundowning" in a patient with dementia refers to</w:t>
+      </w:r>
+    </w:p>
+    <w:p>
+      <w:r>
+        <w:t xml:space="preserve">(a) Increased confusion and agitation in the evening</w:t>
+      </w:r>
+    </w:p>
+    <w:p>
+      <w:r>
+        <w:t xml:space="preserve">(b) Sleeping throughout the day</w:t>
+      </w:r>
+    </w:p>
+    <w:p>
+      <w:r>
+        <w:t xml:space="preserve">(c) Improved memory at night</w:t>
+      </w:r>
+    </w:p>
+    <w:p>
+      <w:r>
+        <w:t xml:space="preserve">(d) Hearing loss at night</w:t>
+      </w:r>
+    </w:p>
+    <w:p>
+      <w:r>
+        <w:t xml:space="preserve">Answer: a</w:t>
+      </w:r>
+    </w:p>
+    <w:p>
+      <w:r>
+        <w:t xml:space="preserve">Solution: ✅ Correct Answer: a</w:t>
+      </w:r>
+    </w:p>
+    <w:p>
+      <w:r>
+        <w:t xml:space="preserve">🧠 Clinical Rationale: Sundowning is the worsening of confusion, restlessness, and agitation in the late afternoon and evening — common in dementia.</w:t>
+      </w:r>
+    </w:p>
+    <w:p>
+      <w:r>
+        <w:t xml:space="preserve">❌ Why Not Other Options?</w:t>
+      </w:r>
+    </w:p>
+    <w:p>
+      <w:r>
+        <w:t xml:space="preserve">(b) — Daytime sleeping is not sundowning.</w:t>
+      </w:r>
+    </w:p>
+    <w:p>
+      <w:r>
+        <w:t xml:space="preserve">(c) — Memory does not improve at night.</w:t>
+      </w:r>
+    </w:p>
+    <w:p>
+      <w:r>
+        <w:t xml:space="preserve">(d) — Hearing loss is unrelated.</w:t>
+      </w:r>
+    </w:p>
+    <w:p>
+      <w:r>
+        <w:t xml:space="preserve">⚠️ Exam Trap: "Sundowning management = routine, familiar environment, adequate light, avoid caffeine/stimuli in the evening."</w:t>
+      </w:r>
+    </w:p>
+    <w:p>
+      <w:r>
+        <w:t xml:space="preserve">💎 PNC Pearl: "As the sun sets, confusion rises — keep the routine and the lights on."</w:t>
+      </w:r>
+    </w:p>
+    <w:p>
+      <w:r>
+        <w:t xml:space="preserve">Positive Marks: 1</w:t>
+      </w:r>
+    </w:p>
+    <w:p>
+      <w:r>
+        <w:t xml:space="preserve">Negative Marks: 0.25</w:t>
+      </w:r>
+    </w:p>
+    <w:p>
+      <w:r>
+        <w:t xml:space="preserve"/>
+      </w:r>
+    </w:p>
+    <w:p>
+      <w:r>
+        <w:t xml:space="preserve">Question: During adult cardiopulmonary resuscitation, chest compressions should be given at a rate of</w:t>
+      </w:r>
+    </w:p>
+    <w:p>
+      <w:r>
+        <w:t xml:space="preserve">(a) 100-120 per minute</w:t>
+      </w:r>
+    </w:p>
+    <w:p>
+      <w:r>
+        <w:t xml:space="preserve">(b) 60-80 per minute</w:t>
+      </w:r>
+    </w:p>
+    <w:p>
+      <w:r>
+        <w:t xml:space="preserve">(c) 40-60 per minute</w:t>
+      </w:r>
+    </w:p>
+    <w:p>
+      <w:r>
+        <w:t xml:space="preserve">(d) 150-200 per minute</w:t>
+      </w:r>
+    </w:p>
+    <w:p>
+      <w:r>
+        <w:t xml:space="preserve">Answer: a</w:t>
+      </w:r>
+    </w:p>
+    <w:p>
+      <w:r>
+        <w:t xml:space="preserve">Solution: ✅ Correct Answer: a</w:t>
+      </w:r>
+    </w:p>
+    <w:p>
+      <w:r>
+        <w:t xml:space="preserve">🧠 Clinical Rationale: High-quality compressions are delivered at 100-120 per minute, at a depth of at least 5 cm (2 inches), with full chest recoil and minimal interruptions.</w:t>
+      </w:r>
+    </w:p>
+    <w:p>
+      <w:r>
+        <w:t xml:space="preserve">❌ Why Not Other Options?</w:t>
+      </w:r>
+    </w:p>
+    <w:p>
+      <w:r>
+        <w:t xml:space="preserve">(b) — 60-80 per minute is too slow to maintain perfusion.</w:t>
+      </w:r>
+    </w:p>
+    <w:p>
+      <w:r>
+        <w:t xml:space="preserve">(c) — 40-60 is far too slow.</w:t>
+      </w:r>
+    </w:p>
+    <w:p>
+      <w:r>
+        <w:t xml:space="preserve">(d) — 150-200 is too fast — incomplete recoil and fatigue.</w:t>
+      </w:r>
+    </w:p>
+    <w:p>
+      <w:r>
+        <w:t xml:space="preserve">⚠️ Exam Trap: "CPR = 100-120/min, 5-6 cm deep, full recoil; switch compressors every 2 minutes; ratio 30:2 (single rescuer)."</w:t>
+      </w:r>
+    </w:p>
+    <w:p>
+      <w:r>
+        <w:t xml:space="preserve">💎 PNC Pearl: "Push hard and fast — 100-120 beats a minute, letting the chest spring back."</w:t>
+      </w:r>
+    </w:p>
+    <w:p>
+      <w:r>
+        <w:t xml:space="preserve">Positive Marks: 1</w:t>
+      </w:r>
+    </w:p>
+    <w:p>
+      <w:r>
+        <w:t xml:space="preserve">Negative Marks: 0.25</w:t>
+      </w:r>
+    </w:p>
+    <w:p>
+      <w:r>
+        <w:t xml:space="preserve"/>
+      </w:r>
+    </w:p>
+    <w:p>
+      <w:r>
+        <w:t xml:space="preserve">Question: A literature review is conducted in a research study to</w:t>
+      </w:r>
+    </w:p>
+    <w:p>
+      <w:r>
+        <w:t xml:space="preserve">(a) Identify existing knowledge and gaps on the topic</w:t>
+      </w:r>
+    </w:p>
+    <w:p>
+      <w:r>
+        <w:t xml:space="preserve">(b) Count the number of pages</w:t>
+      </w:r>
+    </w:p>
+    <w:p>
+      <w:r>
+        <w:t xml:space="preserve">(c) Select the fonts for the report</w:t>
+      </w:r>
+    </w:p>
+    <w:p>
+      <w:r>
+        <w:t xml:space="preserve">(d) Prepare the budget</w:t>
+      </w:r>
+    </w:p>
+    <w:p>
+      <w:r>
+        <w:t xml:space="preserve">Answer: a</w:t>
+      </w:r>
+    </w:p>
+    <w:p>
+      <w:r>
+        <w:t xml:space="preserve">Solution: ✅ Correct Answer: a</w:t>
+      </w:r>
+    </w:p>
+    <w:p>
+      <w:r>
+        <w:t xml:space="preserve">🧠 Clinical Rationale: Reviewing literature reveals what is already known, relevant theories, and the GAPS that justify the study — it shapes the objectives and design.</w:t>
+      </w:r>
+    </w:p>
+    <w:p>
+      <w:r>
+        <w:t xml:space="preserve">❌ Why Not Other Options?</w:t>
+      </w:r>
+    </w:p>
+    <w:p>
+      <w:r>
+        <w:t xml:space="preserve">(b) — Page counting is not a literature review.</w:t>
+      </w:r>
+    </w:p>
+    <w:p>
+      <w:r>
+        <w:t xml:space="preserve">(c) — Fonts are formatting, not research.</w:t>
+      </w:r>
+    </w:p>
+    <w:p>
+      <w:r>
+        <w:t xml:space="preserve">(d) — The budget is a separate administrative step.</w:t>
+      </w:r>
+    </w:p>
+    <w:p>
+      <w:r>
+        <w:t xml:space="preserve">⚠️ Exam Trap: "Literature review = what is known + what is missing (gap) → forms the basis of the study" — the gap-identification purpose is the exam answer.</w:t>
+      </w:r>
+    </w:p>
+    <w:p>
+      <w:r>
+        <w:t xml:space="preserve">💎 PNC Pearl: "The literature review finds the empty seat in the library of knowledge — that gap becomes your study."</w:t>
+      </w:r>
+    </w:p>
+    <w:p>
+      <w:r>
+        <w:t xml:space="preserve">Positive Marks: 1</w:t>
+      </w:r>
+    </w:p>
+    <w:p>
+      <w:r>
+        <w:t xml:space="preserve">Negative Marks: 0.25</w:t>
+      </w:r>
+    </w:p>
+    <w:p>
+      <w:r>
+        <w:t xml:space="preserve"/>
+      </w:r>
+    </w:p>
+    <w:p>
+      <w:r>
+        <w:t xml:space="preserve">Question: The code of ethics for nurses primarily guides</w:t>
+      </w:r>
+    </w:p>
+    <w:p>
+      <w:r>
+        <w:t xml:space="preserve">(a) Professional conduct and decision making</w:t>
+      </w:r>
+    </w:p>
+    <w:p>
+      <w:r>
+        <w:t xml:space="preserve">(b) Salary fixation</w:t>
+      </w:r>
+    </w:p>
+    <w:p>
+      <w:r>
+        <w:t xml:space="preserve">(c) Uniform selection</w:t>
+      </w:r>
+    </w:p>
+    <w:p>
+      <w:r>
+        <w:t xml:space="preserve">(d) Holiday planning</w:t>
+      </w:r>
+    </w:p>
+    <w:p>
+      <w:r>
+        <w:t xml:space="preserve">Answer: a</w:t>
+      </w:r>
+    </w:p>
+    <w:p>
+      <w:r>
+        <w:t xml:space="preserve">Solution: ✅ Correct Answer: a</w:t>
+      </w:r>
+    </w:p>
+    <w:p>
+      <w:r>
+        <w:t xml:space="preserve">🧠 Clinical Rationale: The code of ethics sets standards of conduct that guide nurses in caring for patients, families, and communities — covering autonomy, beneficence, non-maleficence, and justice.</w:t>
+      </w:r>
+    </w:p>
+    <w:p>
+      <w:r>
+        <w:t xml:space="preserve">❌ Why Not Other Options?</w:t>
+      </w:r>
+    </w:p>
+    <w:p>
+      <w:r>
+        <w:t xml:space="preserve">(b) — Salaries are an administrative matter.</w:t>
+      </w:r>
+    </w:p>
+    <w:p>
+      <w:r>
+        <w:t xml:space="preserve">(c) — Uniforms are a workplace policy.</w:t>
+      </w:r>
+    </w:p>
+    <w:p>
+      <w:r>
+        <w:t xml:space="preserve">(d) — Holiday planning is unrelated.</w:t>
+      </w:r>
+    </w:p>
+    <w:p>
+      <w:r>
+        <w:t xml:space="preserve">⚠️ Exam Trap: "Ethical principles = autonomy, beneficence, non-maleficence, justice, fidelity, veracity" — the principle list is a favourite nursing-ethics question.</w:t>
+      </w:r>
+    </w:p>
+    <w:p>
+      <w:r>
+        <w:t xml:space="preserve">💎 PNC Pearl: "The code of ethics is the nurse's moral compass — autonomy, do good, do no harm, be fair."</w:t>
+      </w:r>
+    </w:p>
+    <w:p>
+      <w:r>
+        <w:t xml:space="preserve">Positive Marks: 1</w:t>
+      </w:r>
+    </w:p>
+    <w:p>
+      <w:r>
+        <w:t xml:space="preserve">Negative Marks: 0.25</w:t>
       </w:r>
     </w:p>
     <w:sectPr>
       <w:pgSz w:w="12240" w:h="15840"/>
-      <w:pgMar w:top="864" w:right="1008" w:bottom="864" w:left="1008" w:header="720" w:footer="720" w:gutter="0"/>
+      <w:pgMar w:top="1440" w:right="1800" w:bottom="1440" w:left="1800" w:header="720" w:footer="720" w:gutter="0"/>
       <w:cols w:space="720"/>
       <w:docGrid w:linePitch="360"/>
     </w:sectPr>
@@ -2535,10 +2065,6 @@
     <w:name w:val="Normal"/>
     <w:qFormat/>
     <w:rsid w:val="00FC693F"/>
-    <w:rPr>
-      <w:rFonts w:ascii="Calibri" w:hAnsi="Calibri"/>
-      <w:sz w:val="22"/>
-    </w:rPr>
   </w:style>
   <w:style w:type="paragraph" w:styleId="Header">
     <w:name w:val="header"/>
